--- a/Loan_Ledger_Design_Doc.docx
+++ b/Loan_Ledger_Design_Doc.docx
@@ -2904,7 +2904,7 @@
           <w:rFonts w:ascii="Georgia" w:hAnsi="Georgia"/>
           <w:sz w:val="19"/>
         </w:rPr>
-        <w:t xml:space="preserve"> (Dr Cash/Nostro P / Cr FeeIncome + InterestIncome + LoanReceivable per allocation), idempotent on paymentReferenceId — REQ-REPAY-003, 004.</w:t>
+        <w:t xml:space="preserve"> (Dr Cash/Nostro P / Cr FeeReceivable + InterestReceivable + LoanReceivable per allocation — clearing receivables already recognized at accrual/assessment time, never re-crediting Income), idempotent on paymentReferenceId — REQ-REPAY-003, 004.</w:t>
       </w:r>
     </w:p>
     <w:p>
@@ -3065,7 +3065,7 @@
               <w:rPr>
                 <w:sz w:val="17"/>
               </w:rPr>
-              <w:t>Dr Cash/Nostro P / Cr FeeIncome + InterestIncome + LoanReceivable (per allocation)</w:t>
+              <w:t>Dr Cash/Nostro P / Cr FeeReceivable + InterestReceivable + LoanReceivable (per allocation)</w:t>
             </w:r>
           </w:p>
         </w:tc>
@@ -3078,7 +3078,7 @@
               <w:rPr>
                 <w:sz w:val="17"/>
               </w:rPr>
-              <w:t>matched, waterfall-allocated repayment</w:t>
+              <w:t>matched, waterfall-allocated repayment — clears receivables built up by PR-ACCR-01/PR-DELINQ-01, never re-credits Income</w:t>
             </w:r>
           </w:p>
         </w:tc>
@@ -3640,6 +3640,14 @@
       </w:pPr>
       <w:r>
         <w:t>Unmatched-payment queue needs its own alerting SLA, not just EOD visibility.</w:t>
+      </w:r>
+    </w:p>
+    <w:p>
+      <w:pPr>
+        <w:pStyle w:val="ListBullet"/>
+      </w:pPr>
+      <w:r>
+        <w:t>Income-recognition principle: PR-REPAY-01 clears Cash against Fee/Interest/Loan Receivable — it never credits Fee/Interest Income directly, since that income was already recognized once at accrual (PR-ACCR-01) or assessment (PR-DELINQ-01) time. Crediting Income again here would double-count it.</w:t>
       </w:r>
     </w:p>
     <w:p>
@@ -7317,7 +7325,7 @@
               <w:rPr>
                 <w:sz w:val="17"/>
               </w:rPr>
-              <w:t>Dr Cash/Nostro P / Cr FeeIncome + InterestIncome + LoanReceivable (per allocation)</w:t>
+              <w:t>Dr Cash/Nostro P / Cr FeeReceivable + InterestReceivable + LoanReceivable (per allocation)</w:t>
             </w:r>
           </w:p>
         </w:tc>
@@ -7330,7 +7338,7 @@
               <w:rPr>
                 <w:sz w:val="17"/>
               </w:rPr>
-              <w:t>matched, waterfall-allocated repayment</w:t>
+              <w:t>matched, waterfall-allocated repayment — clears receivables built up by PR-ACCR-01/PR-DELINQ-01, never re-credits Income</w:t>
             </w:r>
           </w:p>
         </w:tc>

--- a/Loan_Ledger_Design_Doc.docx
+++ b/Loan_Ledger_Design_Doc.docx
@@ -65,9 +65,9 @@
         <w:br/>
         <w:t>Date: August 16, 2026</w:t>
         <w:br/>
-        <w:t>Version: 1.0 (Draft)</w:t>
+        <w:t>Version: 2.0 (Regenerated — reflects the implemented OpenAPI/AsyncAPI contracts)</w:t>
         <w:br/>
-        <w:t>Inputs: 8 approved epics / 61 REQ-IDs from the Loan Ledger BRD</w:t>
+        <w:t>Inputs: 8 approved epics / 61 REQ-IDs from the Loan Ledger BRD, plus specs/CHANGELOG.md</w:t>
       </w:r>
     </w:p>
     <w:p/>
@@ -96,7 +96,7 @@
                 <w:color w:val="7A1F1F"/>
                 <w:sz w:val="19"/>
               </w:rPr>
-              <w:t>Status: Design Scaffold, Not Implementation-Ready.</w:t>
+              <w:t>Status: Implemented and Validated.</w:t>
               <w:br/>
             </w:r>
             <w:r>
@@ -105,7 +105,7 @@
                 <w:color w:val="7A1F1F"/>
                 <w:sz w:val="19"/>
               </w:rPr>
-              <w:t>This document translates the approved BRD requirements into module ownership, interaction sequences, spec/event/flag inventories, and NFR notes. No external “Sections 4-8” architecture document was supplied — the constraints listed inside serve as the governing reference. Full OpenAPI 3.1 / AsyncAPI 2.6 contracts still need to be authored per the spec-file list in each section before implementation begins.</w:t>
+              <w:t>Full OpenAPI 3.1 / AsyncAPI 2.6 contracts for all 8 epics now exist under specs/, validated with openapi-spec-validator and cross-checked against real payloads with jsonschema. This document has been regenerated from Version 1.0's pre-implementation design scaffold to match what was actually built — every gap or naming change found during implementation is called out explicitly per epic below, not silently smoothed over. specs/CHANGELOG.md remains the authoritative, file-by-file record.</w:t>
             </w:r>
           </w:p>
         </w:tc>
@@ -159,7 +159,7 @@
         <w:rPr>
           <w:sz w:val="20"/>
         </w:rPr>
-        <w:t>Party/CIF</w:t>
+        <w:t>Party/CIF (PartyAPI / PartyAdapter)</w:t>
       </w:r>
     </w:p>
     <w:p>
@@ -177,7 +177,7 @@
         <w:rPr>
           <w:sz w:val="20"/>
         </w:rPr>
-        <w:t>CRM</w:t>
+        <w:t>CRM (CRMAPI / CRMAdapter — no prior adapter existed in the Core Banking Adapter Layer; drafted fresh: logInteraction, openCase, getCustomer360, zero Money fields anywhere)</w:t>
       </w:r>
     </w:p>
     <w:p>
@@ -195,7 +195,7 @@
         <w:rPr>
           <w:sz w:val="20"/>
         </w:rPr>
-        <w:t>General Ledger &amp; Posting Engine</w:t>
+        <w:t>General Ledger &amp; Posting Engine (GLPostingAPI / GLPostingAdapter)</w:t>
       </w:r>
     </w:p>
     <w:p>
@@ -213,7 +213,7 @@
         <w:rPr>
           <w:sz w:val="20"/>
         </w:rPr>
-        <w:t>Loan Account Subledger</w:t>
+        <w:t>Loan Account Subledger (AccountAPI / AccountAdapter)</w:t>
       </w:r>
     </w:p>
     <w:p>
@@ -231,7 +231,7 @@
         <w:rPr>
           <w:sz w:val="20"/>
         </w:rPr>
-        <w:t>Payment Execution</w:t>
+        <w:t>Payment Execution (PaymentAPI / PaymentAdapter)</w:t>
       </w:r>
     </w:p>
     <w:p>
@@ -249,7 +249,7 @@
         <w:rPr>
           <w:sz w:val="20"/>
         </w:rPr>
-        <w:t>Batch/EOD &amp; Reconciliation</w:t>
+        <w:t>Batch/EOD &amp; Reconciliation (BatchEodAdapter)</w:t>
       </w:r>
     </w:p>
     <w:p>
@@ -316,6 +316,38 @@
     </w:p>
     <w:p>
       <w:pPr>
+        <w:pStyle w:val="ListBullet"/>
+      </w:pPr>
+      <w:r>
+        <w:t>[As-implemented] Money is always {amount: integer minor-units, currency: ISO 4217} — never a bare float — via the shared schema at specs/schemas/money.schema.json.</w:t>
+      </w:r>
+    </w:p>
+    <w:p>
+      <w:pPr>
+        <w:pStyle w:val="ListBullet"/>
+      </w:pPr>
+      <w:r>
+        <w:t>[As-implemented] Every balance-affecting operation's idempotency key travels as a required Idempotency-Key header, not a request-body field — except the two batch-trigger operations (runDailyAccrual, runDailyDelinquencyAssessment), which are idempotent by construction on their own (asOf, partitionIndex) body parameters.</w:t>
+      </w:r>
+    </w:p>
+    <w:p>
+      <w:pPr>
+        <w:pStyle w:val="ListBullet"/>
+      </w:pPr>
+      <w:r>
+        <w:t>[As-implemented] Every posted JournalEntry line carries runningBalanceAfter (Money) — callers never need a separate read to confirm a posting's effect.</w:t>
+      </w:r>
+    </w:p>
+    <w:p>
+      <w:pPr>
+        <w:pStyle w:val="ListBullet"/>
+      </w:pPr>
+      <w:r>
+        <w:t>[As-implemented] Event topics follow "&lt;context&gt;.&lt;entity&gt;.&lt;eventPastTense&gt;", no version suffix (version lives only in each AsyncAPI file's info.version).</w:t>
+      </w:r>
+    </w:p>
+    <w:p>
+      <w:pPr>
         <w:pStyle w:val="Heading2"/>
       </w:pPr>
       <w:r>
@@ -333,7 +365,7 @@
         <w:pStyle w:val="ListBullet"/>
       </w:pPr>
       <w:r>
-        <w:t>GL exposes one generic endpoint, POST /journal-entries (idempotent on sourceEventId), extended per epic with new posting-rule codes (PR-&lt;EPIC&gt;-&lt;NN&gt;) — never a bespoke posting endpoint per epic.</w:t>
+        <w:t>GL exposes one generic endpoint, POST /journal-entries (idempotent on the Idempotency-Key header, which GL persists as the response's sourceEventId), extended per epic with new posting-rule codes (PR-&lt;EPIC&gt;-&lt;NN&gt;) — never a bespoke posting endpoint per epic. Three mutually-exclusive request shapes now exist: amount (single-line rules), allocation (fee/interest/principal split against a Cash or Allowance debit), and capitalization (interest/fee split against a LoanReceivable debit, CB-MOD only).</w:t>
       </w:r>
     </w:p>
     <w:p>
@@ -341,7 +373,7 @@
         <w:pStyle w:val="ListBullet"/>
       </w:pPr>
       <w:r>
-        <w:t>Spec files live under /specs/openapi/*.yaml (sync) and /specs/asyncapi/*.yaml (async).</w:t>
+        <w:t>Spec files live under specs/openapi/*.yaml (sync), specs/asyncapi/*.yaml (async), and specs/schemas/*.json (shared objects — Money, Error, Party, JournalEntry, LoanAccount, PaymentInstruction, ServiceCase — referenced via $ref, never duplicated inline).</w:t>
       </w:r>
     </w:p>
     <w:p>
@@ -352,6 +384,86 @@
         <w:t>Cross-module reads are either a synchronous OpenAPI call to the owning module, or a subscription to that module's published event — never a direct database read.</w:t>
       </w:r>
     </w:p>
+    <w:p>
+      <w:pPr>
+        <w:pStyle w:val="ListBullet"/>
+      </w:pPr>
+      <w:r>
+        <w:t>Money is always {amount: integer minor-units, currency: ISO 4217}, never a bare float. Every event topic follows &lt;context&gt;.&lt;entity&gt;.&lt;eventPastTense&gt;, no version suffix.</w:t>
+      </w:r>
+    </w:p>
+    <w:tbl>
+      <w:tblPr>
+        <w:tblW w:type="auto" w:w="0"/>
+        <w:jc w:val="center"/>
+        <w:tblLook w:firstColumn="1" w:firstRow="1" w:lastColumn="0" w:lastRow="0" w:noHBand="0" w:noVBand="1" w:val="04A0"/>
+      </w:tblPr>
+      <w:tblGrid>
+        <w:gridCol w:w="9746"/>
+      </w:tblGrid>
+      <w:tr>
+        <w:tc>
+          <w:tcPr>
+            <w:tcW w:type="dxa" w:w="8640"/>
+            <w:shd w:val="clear" w:color="auto" w:fill="FFF8EF"/>
+          </w:tcPr>
+          <w:p>
+            <w:r>
+              <w:rPr>
+                <w:rFonts w:ascii="Calibri" w:hAnsi="Calibri"/>
+                <w:b/>
+                <w:sz w:val="18"/>
+              </w:rPr>
+              <w:t xml:space="preserve">On the receiveRepaymentNotification unification (CB-REPAY, CB-PAYOFF, CB-CHARGEOFF): </w:t>
+            </w:r>
+            <w:r>
+              <w:rPr>
+                <w:rFonts w:ascii="Calibri" w:hAnsi="Calibri"/>
+                <w:sz w:val="18"/>
+              </w:rPr>
+              <w:t>CB-REPAY, CB-PAYOFF, and CB-CHARGEOFF's recovery flow were each originally designed around PAY publishing an inbound-payment event that AccountAPI subscribes to. During implementation this was retrofitted into a single unified synchronous entry point, AccountAPI's receiveRepaymentNotification (POST /repayments:notify) — the API/Event Spec Agent's rules name this explicitly as one of the three canonical balance-affecting operations, which a pure subscribe-side event cannot satisfy (no Idempotency-Key header, no 409 response, is possible on a Kafka consumer). PaymentAPI now calls this endpoint directly and synchronously the moment an inbound payment arrives; the async event (renamed payment.inbound.received) still publishes for other consumers and audit, but is no longer what triggers processing. Inside that one endpoint, AccountAPI branches three ways, checked in this order: (1) matched loan account already ChargedOff → always a recovery (PR-CHGOFF-02), regardless of any payoff quote reference; (2) a valid, unexpired payoffQuoteId present and amount-matched → payoff (PR-PAYOFF-01); (3) otherwise → ordinary repayment waterfall (PR-REPAY-01). This is a real architectural consolidation, not just a rename — the three epics below describe their own trigger step in terms of this shared endpoint rather than three separate flows.</w:t>
+            </w:r>
+          </w:p>
+        </w:tc>
+      </w:tr>
+    </w:tbl>
+    <w:p/>
+    <w:tbl>
+      <w:tblPr>
+        <w:tblW w:type="auto" w:w="0"/>
+        <w:jc w:val="center"/>
+        <w:tblLook w:firstColumn="1" w:firstRow="1" w:lastColumn="0" w:lastRow="0" w:noHBand="0" w:noVBand="1" w:val="04A0"/>
+      </w:tblPr>
+      <w:tblGrid>
+        <w:gridCol w:w="9746"/>
+      </w:tblGrid>
+      <w:tr>
+        <w:tc>
+          <w:tcPr>
+            <w:tcW w:type="dxa" w:w="8640"/>
+            <w:shd w:val="clear" w:color="auto" w:fill="FFF8EF"/>
+          </w:tcPr>
+          <w:p>
+            <w:r>
+              <w:rPr>
+                <w:rFonts w:ascii="Calibri" w:hAnsi="Calibri"/>
+                <w:b/>
+                <w:sz w:val="18"/>
+              </w:rPr>
+              <w:t xml:space="preserve">On this document's regeneration: </w:t>
+            </w:r>
+            <w:r>
+              <w:rPr>
+                <w:rFonts w:ascii="Calibri" w:hAnsi="Calibri"/>
+                <w:sz w:val="18"/>
+              </w:rPr>
+              <w:t>This document was originally written as a pre-implementation design scaffold, before the API/Event Spec Agent authored the actual OpenAPI/AsyncAPI contracts now living under specs/. It has been regenerated to match what was actually built — module abbreviations above are kept for readability, each now mapped to its formal Adapter name; interaction sequences reference the real operationIds, event names, and topics; and every gap between the original design notes and the shipped contracts found during implementation is called out explicitly below, not silently smoothed over. specs/CHANGELOG.md remains the authoritative, file-by-file record.</w:t>
+            </w:r>
+          </w:p>
+        </w:tc>
+      </w:tr>
+    </w:tbl>
+    <w:p/>
     <w:p>
       <w:pPr>
         <w:pStyle w:val="Heading2"/>
@@ -377,7 +489,7 @@
           <w:i w:val="0"/>
           <w:sz w:val="20"/>
         </w:rPr>
-        <w:t>8 design notes · 46 interaction-sequence steps · 11 new posting rules · 24 spec-file changes · 17 domain events · 11 feature flags.</w:t>
+        <w:t>8 design notes · 49 interaction-sequence steps · 11 new posting rules · 33 spec-file changes · 22 domain events · 11 feature flags.</w:t>
       </w:r>
     </w:p>
     <w:p>
@@ -529,7 +641,7 @@
           <w:rFonts w:ascii="Georgia" w:hAnsi="Georgia"/>
           <w:sz w:val="20"/>
         </w:rPr>
-        <w:t xml:space="preserve">LAS owns account creation and the term-version store. PTY is queried synchronously for party validation (not read directly). CRM and BEOD are event subscribers only. </w:t>
+        <w:t xml:space="preserve">LAS (AccountAPI) owns account creation and the term-version store. PTY (PartyAPI) is queried synchronously for party validation (not read directly). CRM and BEOD are event subscribers only. </w:t>
       </w:r>
       <w:r>
         <w:rPr>
@@ -578,14 +690,14 @@
           <w:color w:val="0F2A1F"/>
           <w:sz w:val="18"/>
         </w:rPr>
-        <w:t>LAS: POST /loan-accounts:book</w:t>
+        <w:t>AccountAPI: POST /loan-accounts:book</w:t>
       </w:r>
       <w:r>
         <w:rPr>
           <w:rFonts w:ascii="Georgia" w:hAnsi="Georgia"/>
           <w:sz w:val="19"/>
         </w:rPr>
-        <w:t xml:space="preserve"> (idempotent on </w:t>
+        <w:t xml:space="preserve"> — idempotent on the </w:t>
       </w:r>
       <w:r>
         <w:rPr>
@@ -593,14 +705,14 @@
           <w:color w:val="0F2A1F"/>
           <w:sz w:val="18"/>
         </w:rPr>
-        <w:t>approvalReferenceId</w:t>
+        <w:t>Idempotency-Key</w:t>
       </w:r>
       <w:r>
         <w:rPr>
           <w:rFonts w:ascii="Georgia" w:hAnsi="Georgia"/>
           <w:sz w:val="19"/>
         </w:rPr>
-        <w:t>) — REQ-BOOK-001, 004.</w:t>
+        <w:t xml:space="preserve"> header (value = approvalReferenceId; no longer a request-body field) — REQ-BOOK-001, 004.</w:t>
       </w:r>
     </w:p>
     <w:p>
@@ -612,7 +724,7 @@
           <w:rFonts w:ascii="Georgia" w:hAnsi="Georgia"/>
           <w:sz w:val="19"/>
         </w:rPr>
-        <w:t xml:space="preserve">LAS synchronously calls </w:t>
+        <w:t xml:space="preserve">AccountAPI synchronously calls </w:t>
       </w:r>
       <w:r>
         <w:rPr>
@@ -620,7 +732,7 @@
           <w:color w:val="0F2A1F"/>
           <w:sz w:val="18"/>
         </w:rPr>
-        <w:t>PTY: GET /parties/{partyId}</w:t>
+        <w:t>PartyAPI: GET /parties/{partyId}</w:t>
       </w:r>
       <w:r>
         <w:rPr>
@@ -639,7 +751,7 @@
           <w:rFonts w:ascii="Georgia" w:hAnsi="Georgia"/>
           <w:sz w:val="19"/>
         </w:rPr>
-        <w:t>LAS creates the account (status Approved) with immutable term version v1 — REQ-BOOK-003, 006.</w:t>
+        <w:t>AccountAPI creates the account (status Approved) with immutable term version v1 (shared LoanAccount/TermVersion schema, principalAmount as Money, rate as annualInterestRateBps) — REQ-BOOK-003, 006.</w:t>
       </w:r>
     </w:p>
     <w:p>
@@ -651,7 +763,7 @@
           <w:rFonts w:ascii="Georgia" w:hAnsi="Georgia"/>
           <w:sz w:val="19"/>
         </w:rPr>
-        <w:t xml:space="preserve">LAS publishes </w:t>
+        <w:t xml:space="preserve">AccountAPI publishes </w:t>
       </w:r>
       <w:r>
         <w:rPr>
@@ -666,7 +778,79 @@
           <w:rFonts w:ascii="Georgia" w:hAnsi="Georgia"/>
           <w:sz w:val="19"/>
         </w:rPr>
-        <w:t xml:space="preserve"> — CRM logs an interaction (REQ-BOOK-005); BEOD tracks it for the approvals-vs-bookings check (REQ-BOOK-007).</w:t>
+        <w:t xml:space="preserve"> on topic </w:t>
+      </w:r>
+      <w:r>
+        <w:rPr>
+          <w:rFonts w:ascii="Consolas" w:hAnsi="Consolas"/>
+          <w:color w:val="0F2A1F"/>
+          <w:sz w:val="18"/>
+        </w:rPr>
+        <w:t>loan.account.booked</w:t>
+      </w:r>
+      <w:r>
+        <w:rPr>
+          <w:rFonts w:ascii="Georgia" w:hAnsi="Georgia"/>
+          <w:sz w:val="19"/>
+        </w:rPr>
+        <w:t xml:space="preserve"> — CRM logs an interaction via CRMAPI's </w:t>
+      </w:r>
+      <w:r>
+        <w:rPr>
+          <w:rFonts w:ascii="Consolas" w:hAnsi="Consolas"/>
+          <w:color w:val="0F2A1F"/>
+          <w:sz w:val="18"/>
+        </w:rPr>
+        <w:t>logInteraction</w:t>
+      </w:r>
+      <w:r>
+        <w:rPr>
+          <w:rFonts w:ascii="Georgia" w:hAnsi="Georgia"/>
+          <w:sz w:val="19"/>
+        </w:rPr>
+        <w:t xml:space="preserve"> (REQ-BOOK-005); BEOD tracks it for the approvals-vs-bookings check (REQ-BOOK-007).</w:t>
+      </w:r>
+    </w:p>
+    <w:p>
+      <w:pPr>
+        <w:pStyle w:val="ListNumber"/>
+      </w:pPr>
+      <w:r>
+        <w:rPr>
+          <w:rFonts w:ascii="Georgia" w:hAnsi="Georgia"/>
+          <w:sz w:val="19"/>
+        </w:rPr>
+        <w:t xml:space="preserve">Rejection path (malformed terms or failed party validation): synchronous 400/422, AND AccountAPI publishes </w:t>
+      </w:r>
+      <w:r>
+        <w:rPr>
+          <w:rFonts w:ascii="Consolas" w:hAnsi="Consolas"/>
+          <w:color w:val="0F2A1F"/>
+          <w:sz w:val="18"/>
+        </w:rPr>
+        <w:t>LoanBookingRejected</w:t>
+      </w:r>
+      <w:r>
+        <w:rPr>
+          <w:rFonts w:ascii="Georgia" w:hAnsi="Georgia"/>
+          <w:sz w:val="19"/>
+        </w:rPr>
+        <w:t xml:space="preserve"> on topic </w:t>
+      </w:r>
+      <w:r>
+        <w:rPr>
+          <w:rFonts w:ascii="Consolas" w:hAnsi="Consolas"/>
+          <w:color w:val="0F2A1F"/>
+          <w:sz w:val="18"/>
+        </w:rPr>
+        <w:t>loan.booking.rejected</w:t>
+      </w:r>
+      <w:r>
+        <w:rPr>
+          <w:rFonts w:ascii="Georgia" w:hAnsi="Georgia"/>
+          <w:sz w:val="19"/>
+        </w:rPr>
+        <w:t xml:space="preserve"> to BEOD's exception queue (REQ-BOOK-001's explicit "exception queue" language) — present in the shipped contract but absent from the original design note's domain-events table; added here to match.</w:t>
       </w:r>
     </w:p>
     <w:p>
@@ -782,7 +966,7 @@
               <w:rPr>
                 <w:sz w:val="17"/>
               </w:rPr>
-              <w:t>/specs/openapi/loan-account-subledger.yaml</w:t>
+              <w:t>specs/openapi/loan-account-subledger.yaml</w:t>
             </w:r>
           </w:p>
         </w:tc>
@@ -795,7 +979,7 @@
               <w:rPr>
                 <w:sz w:val="17"/>
               </w:rPr>
-              <w:t>add POST /loan-accounts:book</w:t>
+              <w:t>POST /loan-accounts:book, GET /loan-accounts/{id}</w:t>
             </w:r>
           </w:p>
         </w:tc>
@@ -810,7 +994,7 @@
               <w:rPr>
                 <w:sz w:val="17"/>
               </w:rPr>
-              <w:t>/specs/asyncapi/loan-account-subledger-events.yaml</w:t>
+              <w:t>specs/asyncapi/loan-account-subledger-events.yaml</w:t>
             </w:r>
           </w:p>
         </w:tc>
@@ -823,7 +1007,63 @@
               <w:rPr>
                 <w:sz w:val="17"/>
               </w:rPr>
-              <w:t>new channel loan.account.booked.v1</w:t>
+              <w:t>channels loan.account.booked, loan.booking.rejected</w:t>
+            </w:r>
+          </w:p>
+        </w:tc>
+      </w:tr>
+      <w:tr>
+        <w:tc>
+          <w:tcPr>
+            <w:tcW w:type="dxa" w:w="4873"/>
+          </w:tcPr>
+          <w:p>
+            <w:r>
+              <w:rPr>
+                <w:sz w:val="17"/>
+              </w:rPr>
+              <w:t>specs/schemas/loan-account.schema.json</w:t>
+            </w:r>
+          </w:p>
+        </w:tc>
+        <w:tc>
+          <w:tcPr>
+            <w:tcW w:type="dxa" w:w="4873"/>
+          </w:tcPr>
+          <w:p>
+            <w:r>
+              <w:rPr>
+                <w:sz w:val="17"/>
+              </w:rPr>
+              <w:t>shared TermSet/TermVersion/LoanAccount, referenced via $ref</w:t>
+            </w:r>
+          </w:p>
+        </w:tc>
+      </w:tr>
+      <w:tr>
+        <w:tc>
+          <w:tcPr>
+            <w:tcW w:type="dxa" w:w="4873"/>
+          </w:tcPr>
+          <w:p>
+            <w:r>
+              <w:rPr>
+                <w:sz w:val="17"/>
+              </w:rPr>
+              <w:t>specs/schemas/party.schema.json</w:t>
+            </w:r>
+          </w:p>
+        </w:tc>
+        <w:tc>
+          <w:tcPr>
+            <w:tcW w:type="dxa" w:w="4873"/>
+          </w:tcPr>
+          <w:p>
+            <w:r>
+              <w:rPr>
+                <w:sz w:val="17"/>
+              </w:rPr>
+              <w:t>shared Party object returned by PartyAPI</w:t>
             </w:r>
           </w:p>
         </w:tc>
@@ -908,7 +1148,7 @@
               <w:rPr>
                 <w:sz w:val="17"/>
               </w:rPr>
-              <w:t>LoanAccountBooked</w:t>
+              <w:t>LoanAccountBooked (loan.account.booked)</w:t>
             </w:r>
           </w:p>
         </w:tc>
@@ -921,7 +1161,7 @@
               <w:rPr>
                 <w:sz w:val="17"/>
               </w:rPr>
-              <w:t>LAS</w:t>
+              <w:t>AccountAdapter</w:t>
             </w:r>
           </w:p>
         </w:tc>
@@ -934,7 +1174,48 @@
               <w:rPr>
                 <w:sz w:val="17"/>
               </w:rPr>
-              <w:t>CRM, BEOD</w:t>
+              <w:t>CRMAdapter, BatchEodAdapter</w:t>
+            </w:r>
+          </w:p>
+        </w:tc>
+      </w:tr>
+      <w:tr>
+        <w:tc>
+          <w:tcPr>
+            <w:tcW w:type="dxa" w:w="3249"/>
+          </w:tcPr>
+          <w:p>
+            <w:r>
+              <w:rPr>
+                <w:sz w:val="17"/>
+              </w:rPr>
+              <w:t>LoanBookingRejected (loan.booking.rejected)</w:t>
+            </w:r>
+          </w:p>
+        </w:tc>
+        <w:tc>
+          <w:tcPr>
+            <w:tcW w:type="dxa" w:w="3249"/>
+          </w:tcPr>
+          <w:p>
+            <w:r>
+              <w:rPr>
+                <w:sz w:val="17"/>
+              </w:rPr>
+              <w:t>AccountAdapter</w:t>
+            </w:r>
+          </w:p>
+        </w:tc>
+        <w:tc>
+          <w:tcPr>
+            <w:tcW w:type="dxa" w:w="3249"/>
+          </w:tcPr>
+          <w:p>
+            <w:r>
+              <w:rPr>
+                <w:sz w:val="17"/>
+              </w:rPr>
+              <w:t>BatchEodAdapter</w:t>
             </w:r>
           </w:p>
         </w:tc>
@@ -1098,7 +1379,7 @@
         <w:pStyle w:val="ListBullet"/>
       </w:pPr>
       <w:r>
-        <w:t>Synchronous PTY dependency needs a timeout + fail-closed circuit breaker (reject booking rather than silently skip KYC on timeout).</w:t>
+        <w:t>Synchronous PartyAPI dependency needs a timeout + fail-closed circuit breaker (reject booking rather than silently skip KYC on timeout).</w:t>
       </w:r>
     </w:p>
     <w:p>
@@ -1123,6 +1404,14 @@
       </w:pPr>
       <w:r>
         <w:t>Adds one new BEOD reconciliation job (approvals vs. bookings).</w:t>
+      </w:r>
+    </w:p>
+    <w:p>
+      <w:pPr>
+        <w:pStyle w:val="ListBullet"/>
+      </w:pPr>
+      <w:r>
+        <w:t>[As-implemented] No Idempotency-Key is required by rule for this operation strictly (booking posts no balance), but the retrofit applies the header uniformly to every creation-style operation for consistency — see the Idempotency-Key convention note in Architecture Context.</w:t>
       </w:r>
     </w:p>
     <w:p>
@@ -1164,7 +1453,7 @@
           <w:rFonts w:ascii="Georgia" w:hAnsi="Georgia"/>
           <w:sz w:val="20"/>
         </w:rPr>
-        <w:t>LAS owns the disbursement state machine and orchestrates PTY/GL/PAY calls. GL owns the funding posting. PAY owns payment execution. CRM/BEOD are subscribers.</w:t>
+        <w:t>LAS (AccountAPI) owns the disbursement state machine and orchestrates PTY/GL/PAY calls. GL (GLPostingAPI) owns the funding posting. PAY (PaymentAPI) owns payment execution. CRM/BEOD are subscribers.</w:t>
       </w:r>
     </w:p>
     <w:p>
@@ -1191,14 +1480,14 @@
           <w:color w:val="0F2A1F"/>
           <w:sz w:val="18"/>
         </w:rPr>
-        <w:t>LAS: POST /loan-accounts/{id}/disbursements</w:t>
+        <w:t>AccountAPI: POST /loan-accounts/{id}/disbursements</w:t>
       </w:r>
       <w:r>
         <w:rPr>
           <w:rFonts w:ascii="Georgia" w:hAnsi="Georgia"/>
           <w:sz w:val="19"/>
         </w:rPr>
-        <w:t xml:space="preserve"> (idempotent on disbursementId), status → Pending Disbursement — REQ-DISB-001.</w:t>
+        <w:t xml:space="preserve"> — Idempotency-Key header (value = disbursementId), status → Pending Disbursement — REQ-DISB-001.</w:t>
       </w:r>
     </w:p>
     <w:p>
@@ -1210,7 +1499,7 @@
           <w:rFonts w:ascii="Georgia" w:hAnsi="Georgia"/>
           <w:sz w:val="19"/>
         </w:rPr>
-        <w:t xml:space="preserve">LAS → </w:t>
+        <w:t xml:space="preserve">AccountAPI → </w:t>
       </w:r>
       <w:r>
         <w:rPr>
@@ -1218,7 +1507,7 @@
           <w:color w:val="0F2A1F"/>
           <w:sz w:val="18"/>
         </w:rPr>
-        <w:t>PTY: GET /parties/{partyId}</w:t>
+        <w:t>PartyAPI: GET /parties/{partyId}</w:t>
       </w:r>
       <w:r>
         <w:rPr>
@@ -1237,7 +1526,7 @@
           <w:rFonts w:ascii="Georgia" w:hAnsi="Georgia"/>
           <w:sz w:val="19"/>
         </w:rPr>
-        <w:t xml:space="preserve">LAS → </w:t>
+        <w:t xml:space="preserve">AccountAPI → </w:t>
       </w:r>
       <w:r>
         <w:rPr>
@@ -1245,7 +1534,7 @@
           <w:color w:val="0F2A1F"/>
           <w:sz w:val="18"/>
         </w:rPr>
-        <w:t>GL: POST /journal-entries</w:t>
+        <w:t>GLPostingAPI: POST /journal-entries</w:t>
       </w:r>
       <w:r>
         <w:rPr>
@@ -1267,7 +1556,22 @@
           <w:rFonts w:ascii="Georgia" w:hAnsi="Georgia"/>
           <w:sz w:val="19"/>
         </w:rPr>
-        <w:t xml:space="preserve"> (Dr LoanReceivable P / Cr Cash-Nostro P), sourceEventId=disbursementId — REQ-DISB-003.</w:t>
+        <w:t xml:space="preserve"> (Dr LoanReceivable P / Cr Cash-Nostro P), Idempotency-Key = disbursementId — REQ-DISB-003. Response now includes </w:t>
+      </w:r>
+      <w:r>
+        <w:rPr>
+          <w:rFonts w:ascii="Consolas" w:hAnsi="Consolas"/>
+          <w:color w:val="0F2A1F"/>
+          <w:sz w:val="18"/>
+        </w:rPr>
+        <w:t>runningBalanceAfter</w:t>
+      </w:r>
+      <w:r>
+        <w:rPr>
+          <w:rFonts w:ascii="Georgia" w:hAnsi="Georgia"/>
+          <w:sz w:val="19"/>
+        </w:rPr>
+        <w:t xml:space="preserve"> (Money) per line.</w:t>
       </w:r>
     </w:p>
     <w:p>
@@ -1279,7 +1583,7 @@
           <w:rFonts w:ascii="Georgia" w:hAnsi="Georgia"/>
           <w:sz w:val="19"/>
         </w:rPr>
-        <w:t xml:space="preserve">On GL confirmation, LAS → </w:t>
+        <w:t xml:space="preserve">On GL confirmation, AccountAPI → </w:t>
       </w:r>
       <w:r>
         <w:rPr>
@@ -1287,14 +1591,44 @@
           <w:color w:val="0F2A1F"/>
           <w:sz w:val="18"/>
         </w:rPr>
-        <w:t>PAY: POST /payments:disburse</w:t>
+        <w:t>PaymentAPI: POST /payment-instructions:disburse</w:t>
       </w:r>
       <w:r>
         <w:rPr>
           <w:rFonts w:ascii="Georgia" w:hAnsi="Georgia"/>
           <w:sz w:val="19"/>
         </w:rPr>
-        <w:t xml:space="preserve"> (idempotent on disbursementId) — REQ-DISB-004.</w:t>
+        <w:t xml:space="preserve"> (operationId </w:t>
+      </w:r>
+      <w:r>
+        <w:rPr>
+          <w:rFonts w:ascii="Consolas" w:hAnsi="Consolas"/>
+          <w:color w:val="0F2A1F"/>
+          <w:sz w:val="18"/>
+        </w:rPr>
+        <w:t>initiateDisbursement</w:t>
+      </w:r>
+      <w:r>
+        <w:rPr>
+          <w:rFonts w:ascii="Georgia" w:hAnsi="Georgia"/>
+          <w:sz w:val="19"/>
+        </w:rPr>
+        <w:t xml:space="preserve"> — renamed from the original disbursePayment/{id}:disburse draft), Idempotency-Key = disbursementId — REQ-DISB-004. Response is the shared </w:t>
+      </w:r>
+      <w:r>
+        <w:rPr>
+          <w:rFonts w:ascii="Consolas" w:hAnsi="Consolas"/>
+          <w:color w:val="0F2A1F"/>
+          <w:sz w:val="18"/>
+        </w:rPr>
+        <w:t>PaymentInstruction</w:t>
+      </w:r>
+      <w:r>
+        <w:rPr>
+          <w:rFonts w:ascii="Georgia" w:hAnsi="Georgia"/>
+          <w:sz w:val="19"/>
+        </w:rPr>
+        <w:t xml:space="preserve"> object.</w:t>
       </w:r>
     </w:p>
     <w:p>
@@ -1303,10 +1637,48 @@
       </w:pPr>
       <w:r>
         <w:rPr>
+          <w:rFonts w:ascii="Consolas" w:hAnsi="Consolas"/>
+          <w:color w:val="0F2A1F"/>
+          <w:sz w:val="18"/>
+        </w:rPr>
+        <w:t>payment.disbursement.confirmed</w:t>
+      </w:r>
+      <w:r>
+        <w:rPr>
           <w:rFonts w:ascii="Georgia" w:hAnsi="Georgia"/>
           <w:sz w:val="19"/>
         </w:rPr>
-        <w:t>PaymentExecuted → LAS sets status Disbursed, publishes LoanAccountDisbursed → CRM (REQ-DISB-005), BEOD (REQ-DISB-006).</w:t>
+        <w:t xml:space="preserve"> (renamed from PaymentExecuted/payment.executed.v1) → AccountAPI sets status Disbursed, publishes </w:t>
+      </w:r>
+      <w:r>
+        <w:rPr>
+          <w:rFonts w:ascii="Consolas" w:hAnsi="Consolas"/>
+          <w:color w:val="0F2A1F"/>
+          <w:sz w:val="18"/>
+        </w:rPr>
+        <w:t>LoanAccountDisbursed</w:t>
+      </w:r>
+      <w:r>
+        <w:rPr>
+          <w:rFonts w:ascii="Georgia" w:hAnsi="Georgia"/>
+          <w:sz w:val="19"/>
+        </w:rPr>
+        <w:t xml:space="preserve"> on </w:t>
+      </w:r>
+      <w:r>
+        <w:rPr>
+          <w:rFonts w:ascii="Consolas" w:hAnsi="Consolas"/>
+          <w:color w:val="0F2A1F"/>
+          <w:sz w:val="18"/>
+        </w:rPr>
+        <w:t>loan.account.disbursed</w:t>
+      </w:r>
+      <w:r>
+        <w:rPr>
+          <w:rFonts w:ascii="Georgia" w:hAnsi="Georgia"/>
+          <w:sz w:val="19"/>
+        </w:rPr>
+        <w:t xml:space="preserve"> → CRM (REQ-DISB-005), BEOD (REQ-DISB-006).</w:t>
       </w:r>
     </w:p>
     <w:p>
@@ -1315,10 +1687,18 @@
       </w:pPr>
       <w:r>
         <w:rPr>
+          <w:rFonts w:ascii="Consolas" w:hAnsi="Consolas"/>
+          <w:color w:val="0F2A1F"/>
+          <w:sz w:val="18"/>
+        </w:rPr>
+        <w:t>payment.disbursement.failed</w:t>
+      </w:r>
+      <w:r>
+        <w:rPr>
           <w:rFonts w:ascii="Georgia" w:hAnsi="Georgia"/>
           <w:sz w:val="19"/>
         </w:rPr>
-        <w:t xml:space="preserve">PaymentFailed/returned → LAS → GL posts </w:t>
+        <w:t xml:space="preserve"> (renamed from PaymentFailed/payment.failed.v1) → AccountAPI → GL posts </w:t>
       </w:r>
       <w:r>
         <w:rPr>
@@ -1333,7 +1713,7 @@
           <w:rFonts w:ascii="Georgia" w:hAnsi="Georgia"/>
           <w:sz w:val="19"/>
         </w:rPr>
-        <w:t xml:space="preserve"> (reversal of PR-DISB-01, new sourceEventId), status reverts to Approved only after GL confirms — REQ-DISB-007.</w:t>
+        <w:t xml:space="preserve"> (reversal of PR-DISB-01, new Idempotency-Key = disbursementId:reverse), status reverts to Approved only after GL confirms — REQ-DISB-007.</w:t>
       </w:r>
     </w:p>
     <w:p>
@@ -1552,7 +1932,7 @@
               <w:rPr>
                 <w:sz w:val="17"/>
               </w:rPr>
-              <w:t>/specs/openapi/loan-account-subledger.yaml</w:t>
+              <w:t>specs/openapi/loan-account-subledger.yaml</w:t>
             </w:r>
           </w:p>
         </w:tc>
@@ -1565,7 +1945,7 @@
               <w:rPr>
                 <w:sz w:val="17"/>
               </w:rPr>
-              <w:t>add POST .../disbursements</w:t>
+              <w:t>POST/GET .../disbursements, POST .../disbursements/{id}:reverse</w:t>
             </w:r>
           </w:p>
         </w:tc>
@@ -1580,7 +1960,7 @@
               <w:rPr>
                 <w:sz w:val="17"/>
               </w:rPr>
-              <w:t>/specs/openapi/gl-posting-engine.yaml</w:t>
+              <w:t>specs/openapi/gl-posting-engine.yaml</w:t>
             </w:r>
           </w:p>
         </w:tc>
@@ -1608,7 +1988,7 @@
               <w:rPr>
                 <w:sz w:val="17"/>
               </w:rPr>
-              <w:t>/specs/openapi/payment-execution.yaml</w:t>
+              <w:t>specs/openapi/payment-execution.yaml</w:t>
             </w:r>
           </w:p>
         </w:tc>
@@ -1621,7 +2001,7 @@
               <w:rPr>
                 <w:sz w:val="17"/>
               </w:rPr>
-              <w:t>add POST /payments:disburse</w:t>
+              <w:t>POST /payment-instructions:disburse, GET /payment-instructions/{id}</w:t>
             </w:r>
           </w:p>
         </w:tc>
@@ -1636,7 +2016,7 @@
               <w:rPr>
                 <w:sz w:val="17"/>
               </w:rPr>
-              <w:t>/specs/asyncapi/payment-execution-events.yaml</w:t>
+              <w:t>specs/asyncapi/payment-execution-events.yaml</w:t>
             </w:r>
           </w:p>
         </w:tc>
@@ -1649,7 +2029,63 @@
               <w:rPr>
                 <w:sz w:val="17"/>
               </w:rPr>
-              <w:t>new channels payment.executed.v1, payment.failed.v1</w:t>
+              <w:t>channels payment.disbursement.confirmed, payment.disbursement.failed</w:t>
+            </w:r>
+          </w:p>
+        </w:tc>
+      </w:tr>
+      <w:tr>
+        <w:tc>
+          <w:tcPr>
+            <w:tcW w:type="dxa" w:w="4873"/>
+          </w:tcPr>
+          <w:p>
+            <w:r>
+              <w:rPr>
+                <w:sz w:val="17"/>
+              </w:rPr>
+              <w:t>specs/schemas/payment-instruction.schema.json</w:t>
+            </w:r>
+          </w:p>
+        </w:tc>
+        <w:tc>
+          <w:tcPr>
+            <w:tcW w:type="dxa" w:w="4873"/>
+          </w:tcPr>
+          <w:p>
+            <w:r>
+              <w:rPr>
+                <w:sz w:val="17"/>
+              </w:rPr>
+              <w:t>shared PaymentInstruction object</w:t>
+            </w:r>
+          </w:p>
+        </w:tc>
+      </w:tr>
+      <w:tr>
+        <w:tc>
+          <w:tcPr>
+            <w:tcW w:type="dxa" w:w="4873"/>
+          </w:tcPr>
+          <w:p>
+            <w:r>
+              <w:rPr>
+                <w:sz w:val="17"/>
+              </w:rPr>
+              <w:t>specs/schemas/journal-entry.schema.json</w:t>
+            </w:r>
+          </w:p>
+        </w:tc>
+        <w:tc>
+          <w:tcPr>
+            <w:tcW w:type="dxa" w:w="4873"/>
+          </w:tcPr>
+          <w:p>
+            <w:r>
+              <w:rPr>
+                <w:sz w:val="17"/>
+              </w:rPr>
+              <w:t>shared JournalEntry response with runningBalanceAfter</w:t>
             </w:r>
           </w:p>
         </w:tc>
@@ -1734,7 +2170,7 @@
               <w:rPr>
                 <w:sz w:val="17"/>
               </w:rPr>
-              <w:t>JournalEntryPosted (Disbursement)</w:t>
+              <w:t>JournalEntryPosted (gl.entry.posted, filtered PR-DISB-*)</w:t>
             </w:r>
           </w:p>
         </w:tc>
@@ -1747,7 +2183,7 @@
               <w:rPr>
                 <w:sz w:val="17"/>
               </w:rPr>
-              <w:t>GL</w:t>
+              <w:t>GLPostingAdapter</w:t>
             </w:r>
           </w:p>
         </w:tc>
@@ -1760,7 +2196,7 @@
               <w:rPr>
                 <w:sz w:val="17"/>
               </w:rPr>
-              <w:t>LAS, BEOD</w:t>
+              <w:t>AccountAdapter, BatchEodAdapter</w:t>
             </w:r>
           </w:p>
         </w:tc>
@@ -1775,7 +2211,7 @@
               <w:rPr>
                 <w:sz w:val="17"/>
               </w:rPr>
-              <w:t>PaymentExecuted / PaymentFailed</w:t>
+              <w:t>PaymentDisbursementConfirmed / PaymentDisbursementFailed</w:t>
             </w:r>
           </w:p>
         </w:tc>
@@ -1788,7 +2224,7 @@
               <w:rPr>
                 <w:sz w:val="17"/>
               </w:rPr>
-              <w:t>PAY</w:t>
+              <w:t>PaymentAdapter</w:t>
             </w:r>
           </w:p>
         </w:tc>
@@ -1801,7 +2237,7 @@
               <w:rPr>
                 <w:sz w:val="17"/>
               </w:rPr>
-              <w:t>LAS</w:t>
+              <w:t>AccountAdapter</w:t>
             </w:r>
           </w:p>
         </w:tc>
@@ -1829,7 +2265,7 @@
               <w:rPr>
                 <w:sz w:val="17"/>
               </w:rPr>
-              <w:t>LAS</w:t>
+              <w:t>AccountAdapter</w:t>
             </w:r>
           </w:p>
         </w:tc>
@@ -1842,7 +2278,7 @@
               <w:rPr>
                 <w:sz w:val="17"/>
               </w:rPr>
-              <w:t>CRM, BEOD</w:t>
+              <w:t>CRMAdapter, BatchEodAdapter</w:t>
             </w:r>
           </w:p>
         </w:tc>
@@ -1968,7 +2404,7 @@
               <w:rPr>
                 <w:sz w:val="17"/>
               </w:rPr>
-              <w:t>Shadow-post (compute, no PAY call) 1 week → 5% live volume → 25% → 100%, auto-rollback on reversal-rate SLO breach</w:t>
+              <w:t>Shadow-post (compute, no PaymentAPI call) 1 week → 5% live volume → 25% → 100%, auto-rollback on reversal-rate SLO breach</w:t>
             </w:r>
           </w:p>
         </w:tc>
@@ -2006,7 +2442,7 @@
         <w:pStyle w:val="ListBullet"/>
       </w:pPr>
       <w:r>
-        <w:t>GL post target p95 &lt; 200ms; PAY call can ack async (202) with status updates via event.</w:t>
+        <w:t>GL post target p95 &lt; 200ms; PaymentAPI call acks async (202) with status updates via event.</w:t>
       </w:r>
     </w:p>
     <w:p>
@@ -2014,7 +2450,7 @@
         <w:pStyle w:val="ListBullet"/>
       </w:pPr>
       <w:r>
-        <w:t>Borrower account/routing details stay inside PAY, never in the disbursement event payload.</w:t>
+        <w:t>Borrower account/routing details stay inside PaymentAPI, never in the disbursement event payload.</w:t>
       </w:r>
     </w:p>
     <w:p>
@@ -2031,6 +2467,14 @@
       </w:pPr>
       <w:r>
         <w:t>New BEOD daily total-variance check (REQ-DISB-006).</w:t>
+      </w:r>
+    </w:p>
+    <w:p>
+      <w:pPr>
+        <w:pStyle w:val="ListBullet"/>
+      </w:pPr>
+      <w:r>
+        <w:t>[As-implemented] gl.entry.posted's per-line runningBalanceAfter means BEOD's daily variance check no longer needs a second read to confirm each posting's effect on the loan account balance.</w:t>
       </w:r>
     </w:p>
     <w:p>
@@ -2072,7 +2516,7 @@
           <w:rFonts w:ascii="Georgia" w:hAnsi="Georgia"/>
           <w:sz w:val="20"/>
         </w:rPr>
-        <w:t>BEOD orchestrates the daily run; LAS computes eligibility and the accrual amount (using the term version in effect — see CB-MOD dependency); GL posts. No CRM touchpoint in this epic.</w:t>
+        <w:t>BEOD orchestrates the daily run; LAS (AccountAPI) computes eligibility and the accrual amount (resolving the effective term version — see CB-MOD dependency); GL posts. No CRM touchpoint in this epic.</w:t>
       </w:r>
     </w:p>
     <w:p>
@@ -2118,7 +2562,7 @@
           <w:color w:val="0F2A1F"/>
           <w:sz w:val="18"/>
         </w:rPr>
-        <w:t>LAS: GET /loan-accounts:accrual-eligible?asOf=D</w:t>
+        <w:t>AccountAPI: GET /loan-accounts:accrual-eligible?asOf=D</w:t>
       </w:r>
       <w:r>
         <w:rPr>
@@ -2137,7 +2581,37 @@
           <w:rFonts w:ascii="Georgia" w:hAnsi="Georgia"/>
           <w:sz w:val="19"/>
         </w:rPr>
-        <w:t>LAS computes X per account from rate/day-count/principal as of start-of-D, applying the payoff/closure cutoff — REQ-ACCR-004, 006.</w:t>
+        <w:t xml:space="preserve">BEOD → </w:t>
+      </w:r>
+      <w:r>
+        <w:rPr>
+          <w:rFonts w:ascii="Consolas" w:hAnsi="Consolas"/>
+          <w:color w:val="0F2A1F"/>
+          <w:sz w:val="18"/>
+        </w:rPr>
+        <w:t>AccountAPI: POST /loan-accounts:accrue</w:t>
+      </w:r>
+      <w:r>
+        <w:rPr>
+          <w:rFonts w:ascii="Georgia" w:hAnsi="Georgia"/>
+          <w:sz w:val="19"/>
+        </w:rPr>
+        <w:t xml:space="preserve"> — the actual batch-execution trigger. </w:t>
+      </w:r>
+      <w:r>
+        <w:rPr>
+          <w:rFonts w:ascii="Georgia" w:hAnsi="Georgia"/>
+          <w:b/>
+          <w:sz w:val="19"/>
+        </w:rPr>
+        <w:t>Gap fixed vs. the original design note</w:t>
+      </w:r>
+      <w:r>
+        <w:rPr>
+          <w:rFonts w:ascii="Georgia" w:hAnsi="Georgia"/>
+          <w:sz w:val="19"/>
+        </w:rPr>
+        <w:t>: the note only ever specified the eligibility GET; nothing triggered per-account computation and posting. This endpoint (no Idempotency-Key header — idempotent by construction on its own asOf/partitionIndex body) does that: for each eligible account it resolves rate/day-count/principal-basis from the term version effective as of D (REQ-CB-MOD-006), computes X, and posts PR-ACCR-01.</w:t>
       </w:r>
     </w:p>
     <w:p>
@@ -2149,7 +2623,7 @@
           <w:rFonts w:ascii="Georgia" w:hAnsi="Georgia"/>
           <w:sz w:val="19"/>
         </w:rPr>
-        <w:t xml:space="preserve">LAS → </w:t>
+        <w:t xml:space="preserve">AccountAPI → </w:t>
       </w:r>
       <w:r>
         <w:rPr>
@@ -2157,7 +2631,7 @@
           <w:color w:val="0F2A1F"/>
           <w:sz w:val="18"/>
         </w:rPr>
-        <w:t>GL: POST /journal-entries</w:t>
+        <w:t>GLPostingAPI: POST /journal-entries</w:t>
       </w:r>
       <w:r>
         <w:rPr>
@@ -2179,7 +2653,7 @@
           <w:rFonts w:ascii="Georgia" w:hAnsi="Georgia"/>
           <w:sz w:val="19"/>
         </w:rPr>
-        <w:t xml:space="preserve"> (Dr InterestReceivable X / Cr InterestIncome X), sourceEventId=accr:{loanAccountId}:{D} — REQ-ACCR-002, 003.</w:t>
+        <w:t xml:space="preserve"> (Dr InterestReceivable X / Cr InterestIncome X), Idempotency-Key = accr:{loanAccountId}:{D} — REQ-ACCR-002, 003. metadata carries businessDate/annualInterestRateBps/dayCountConvention/principalBasis/termVersion for audit reproducibility (REQ-ACCR-004).</w:t>
       </w:r>
     </w:p>
     <w:p>
@@ -2191,7 +2665,22 @@
           <w:rFonts w:ascii="Georgia" w:hAnsi="Georgia"/>
           <w:sz w:val="19"/>
         </w:rPr>
-        <w:t>BEOD cross-checks eligible-account count vs. posted-entry count at batch close, raises AccrualExceptionRaised on mismatch — REQ-ACCR-007.</w:t>
+        <w:t xml:space="preserve">BEOD cross-checks eligible-account count vs. posted-entry count (via gl.entry.posted filtered to PR-ACCR-01) at batch close, raises </w:t>
+      </w:r>
+      <w:r>
+        <w:rPr>
+          <w:rFonts w:ascii="Consolas" w:hAnsi="Consolas"/>
+          <w:color w:val="0F2A1F"/>
+          <w:sz w:val="18"/>
+        </w:rPr>
+        <w:t>accrual.exception.raised</w:t>
+      </w:r>
+      <w:r>
+        <w:rPr>
+          <w:rFonts w:ascii="Georgia" w:hAnsi="Georgia"/>
+          <w:sz w:val="19"/>
+        </w:rPr>
+        <w:t xml:space="preserve"> on mismatch — REQ-ACCR-007.</w:t>
       </w:r>
     </w:p>
     <w:p>
@@ -2369,7 +2858,7 @@
               <w:rPr>
                 <w:sz w:val="17"/>
               </w:rPr>
-              <w:t>/specs/openapi/loan-account-subledger.yaml</w:t>
+              <w:t>specs/openapi/loan-account-subledger.yaml</w:t>
             </w:r>
           </w:p>
         </w:tc>
@@ -2382,7 +2871,7 @@
               <w:rPr>
                 <w:sz w:val="17"/>
               </w:rPr>
-              <w:t>add GET .../accrual-eligible</w:t>
+              <w:t>GET .../accrual-eligible, POST /loan-accounts:accrue (the batch-trigger action the original design note omitted)</w:t>
             </w:r>
           </w:p>
         </w:tc>
@@ -2397,7 +2886,7 @@
               <w:rPr>
                 <w:sz w:val="17"/>
               </w:rPr>
-              <w:t>/specs/openapi/gl-posting-engine.yaml</w:t>
+              <w:t>specs/openapi/gl-posting-engine.yaml</w:t>
             </w:r>
           </w:p>
         </w:tc>
@@ -2410,7 +2899,7 @@
               <w:rPr>
                 <w:sz w:val="17"/>
               </w:rPr>
-              <w:t>register PR-ACCR-01</w:t>
+              <w:t>register PR-ACCR-01; metadata field added to PostJournalEntryRequest/JournalEntry for audit context</w:t>
             </w:r>
           </w:p>
         </w:tc>
@@ -2425,7 +2914,7 @@
               <w:rPr>
                 <w:sz w:val="17"/>
               </w:rPr>
-              <w:t>/specs/asyncapi/batch-eod-events.yaml</w:t>
+              <w:t>specs/asyncapi/batch-eod-events.yaml</w:t>
             </w:r>
           </w:p>
         </w:tc>
@@ -2438,7 +2927,7 @@
               <w:rPr>
                 <w:sz w:val="17"/>
               </w:rPr>
-              <w:t>new channel accrual.exception.raised.v1</w:t>
+              <w:t>channel accrual.exception.raised (renamed from accrual.exception.raised.v1)</w:t>
             </w:r>
           </w:p>
         </w:tc>
@@ -2523,7 +3012,7 @@
               <w:rPr>
                 <w:sz w:val="17"/>
               </w:rPr>
-              <w:t>JournalEntryPosted (Accrual)</w:t>
+              <w:t>JournalEntryPosted (gl.entry.posted, filtered PR-ACCR-01)</w:t>
             </w:r>
           </w:p>
         </w:tc>
@@ -2536,7 +3025,7 @@
               <w:rPr>
                 <w:sz w:val="17"/>
               </w:rPr>
-              <w:t>GL</w:t>
+              <w:t>GLPostingAdapter</w:t>
             </w:r>
           </w:p>
         </w:tc>
@@ -2549,7 +3038,7 @@
               <w:rPr>
                 <w:sz w:val="17"/>
               </w:rPr>
-              <w:t>BEOD</w:t>
+              <w:t>BatchEodAdapter</w:t>
             </w:r>
           </w:p>
         </w:tc>
@@ -2564,7 +3053,7 @@
               <w:rPr>
                 <w:sz w:val="17"/>
               </w:rPr>
-              <w:t>AccrualExceptionRaised</w:t>
+              <w:t>AccrualExceptionRaised (accrual.exception.raised)</w:t>
             </w:r>
           </w:p>
         </w:tc>
@@ -2577,7 +3066,7 @@
               <w:rPr>
                 <w:sz w:val="17"/>
               </w:rPr>
-              <w:t>BEOD</w:t>
+              <w:t>BatchEodAdapter</w:t>
             </w:r>
           </w:p>
         </w:tc>
@@ -2590,7 +3079,7 @@
               <w:rPr>
                 <w:sz w:val="17"/>
               </w:rPr>
-              <w:t>Ops/BEOD dashboard</w:t>
+              <w:t>Ops/Financial-Reporting (human, not a module — see x-consumers: [] in the AsyncAPI file)</w:t>
             </w:r>
           </w:p>
         </w:tc>
@@ -2754,7 +3243,7 @@
         <w:pStyle w:val="ListBullet"/>
       </w:pPr>
       <w:r>
-        <w:t>Must complete within the overnight window — partition eligible accounts, don't loop serially over the full portfolio.</w:t>
+        <w:t>Must complete within the overnight window — both accrual-eligible and accrue support partitionIndex/partitionCount fan-out, operationalizing this NFR directly in the contract rather than leaving it as prose.</w:t>
       </w:r>
     </w:p>
     <w:p>
@@ -2771,6 +3260,14 @@
       </w:pPr>
       <w:r>
         <w:t>This epic is itself a reconciliation control; no separate downstream recon needed.</w:t>
+      </w:r>
+    </w:p>
+    <w:p>
+      <w:pPr>
+        <w:pStyle w:val="ListBullet"/>
+      </w:pPr>
+      <w:r>
+        <w:t>[As-implemented] Rate resolution now goes through the effective-dated term-version lookup CB-MOD introduces, not a single static rate field — see the receiveRepaymentNotification-adjacent cross-epic note and Appendix A.</w:t>
       </w:r>
     </w:p>
     <w:p>
@@ -2812,7 +3309,22 @@
           <w:rFonts w:ascii="Georgia" w:hAnsi="Georgia"/>
           <w:sz w:val="20"/>
         </w:rPr>
-        <w:t>PAY receives the inbound payment; LAS owns matching and waterfall allocation; GL posts; CRM logs.</w:t>
+        <w:t xml:space="preserve">PAY (PaymentAPI) receives the inbound payment and calls AccountAPI synchronously; LAS (AccountAPI) owns matching and waterfall allocation; GL posts; CRM logs. </w:t>
+      </w:r>
+      <w:r>
+        <w:rPr>
+          <w:rFonts w:ascii="Georgia" w:hAnsi="Georgia"/>
+          <w:b/>
+          <w:sz w:val="20"/>
+        </w:rPr>
+        <w:t>See the receive­RepaymentNotification unification note in Architecture Context</w:t>
+      </w:r>
+      <w:r>
+        <w:rPr>
+          <w:rFonts w:ascii="Georgia" w:hAnsi="Georgia"/>
+          <w:sz w:val="20"/>
+        </w:rPr>
+        <w:t xml:space="preserve"> — this epic's trigger step changed materially from the original design.</w:t>
       </w:r>
     </w:p>
     <w:p>
@@ -2838,7 +3350,52 @@
           <w:rFonts w:ascii="Georgia" w:hAnsi="Georgia"/>
           <w:sz w:val="19"/>
         </w:rPr>
-        <w:t>PAY publishes PaymentReceived (paymentReferenceId, amount, loanAccountRef).</w:t>
+        <w:t xml:space="preserve">PaymentAPI receives an inbound payment and calls </w:t>
+      </w:r>
+      <w:r>
+        <w:rPr>
+          <w:rFonts w:ascii="Consolas" w:hAnsi="Consolas"/>
+          <w:color w:val="0F2A1F"/>
+          <w:sz w:val="18"/>
+        </w:rPr>
+        <w:t>AccountAPI: POST /repayments:notify</w:t>
+      </w:r>
+      <w:r>
+        <w:rPr>
+          <w:rFonts w:ascii="Georgia" w:hAnsi="Georgia"/>
+          <w:sz w:val="19"/>
+        </w:rPr>
+        <w:t xml:space="preserve"> (operationId </w:t>
+      </w:r>
+      <w:r>
+        <w:rPr>
+          <w:rFonts w:ascii="Consolas" w:hAnsi="Consolas"/>
+          <w:color w:val="0F2A1F"/>
+          <w:sz w:val="18"/>
+        </w:rPr>
+        <w:t>receiveRepaymentNotification</w:t>
+      </w:r>
+      <w:r>
+        <w:rPr>
+          <w:rFonts w:ascii="Georgia" w:hAnsi="Georgia"/>
+          <w:sz w:val="19"/>
+        </w:rPr>
+        <w:t xml:space="preserve">) synchronously — Idempotency-Key header = paymentReferenceId. This REPLACES the original "PAY publishes PaymentReceived, LAS subscribes" design; the async event (renamed </w:t>
+      </w:r>
+      <w:r>
+        <w:rPr>
+          <w:rFonts w:ascii="Consolas" w:hAnsi="Consolas"/>
+          <w:color w:val="0F2A1F"/>
+          <w:sz w:val="18"/>
+        </w:rPr>
+        <w:t>payment.inbound.received</w:t>
+      </w:r>
+      <w:r>
+        <w:rPr>
+          <w:rFonts w:ascii="Georgia" w:hAnsi="Georgia"/>
+          <w:sz w:val="19"/>
+        </w:rPr>
+        <w:t>) still publishes, now for observability/audit only.</w:t>
       </w:r>
     </w:p>
     <w:p>
@@ -2850,7 +3407,37 @@
           <w:rFonts w:ascii="Georgia" w:hAnsi="Georgia"/>
           <w:sz w:val="19"/>
         </w:rPr>
-        <w:t>LAS matches to exactly one account — REQ-REPAY-001; ambiguous/no match → PaymentUnmatched to BEOD's exception queue.</w:t>
+        <w:t xml:space="preserve">AccountAPI matches </w:t>
+      </w:r>
+      <w:r>
+        <w:rPr>
+          <w:rFonts w:ascii="Consolas" w:hAnsi="Consolas"/>
+          <w:color w:val="0F2A1F"/>
+          <w:sz w:val="18"/>
+        </w:rPr>
+        <w:t>loanAccountRef</w:t>
+      </w:r>
+      <w:r>
+        <w:rPr>
+          <w:rFonts w:ascii="Georgia" w:hAnsi="Georgia"/>
+          <w:sz w:val="19"/>
+        </w:rPr>
+        <w:t xml:space="preserve"> to exactly one active loan account — REQ-REPAY-001; ambiguous/no match publishes </w:t>
+      </w:r>
+      <w:r>
+        <w:rPr>
+          <w:rFonts w:ascii="Consolas" w:hAnsi="Consolas"/>
+          <w:color w:val="0F2A1F"/>
+          <w:sz w:val="18"/>
+        </w:rPr>
+        <w:t>payment.match.failed</w:t>
+      </w:r>
+      <w:r>
+        <w:rPr>
+          <w:rFonts w:ascii="Georgia" w:hAnsi="Georgia"/>
+          <w:sz w:val="19"/>
+        </w:rPr>
+        <w:t xml:space="preserve"> (renamed from PaymentUnmatched) to BEOD's exception queue, and returns a Repayment with status Unmatched — still 201/200, not an error.</w:t>
       </w:r>
     </w:p>
     <w:p>
@@ -2862,7 +3449,7 @@
           <w:rFonts w:ascii="Georgia" w:hAnsi="Georgia"/>
           <w:sz w:val="19"/>
         </w:rPr>
-        <w:t>LAS computes waterfall (fees → interest → principal) — REQ-REPAY-002.</w:t>
+        <w:t>Not a payoff, not a recovery (see the three-way branch in the unification note): AccountAPI computes the waterfall (fees → interest → principal) — REQ-REPAY-002.</w:t>
       </w:r>
     </w:p>
     <w:p>
@@ -2874,7 +3461,7 @@
           <w:rFonts w:ascii="Georgia" w:hAnsi="Georgia"/>
           <w:sz w:val="19"/>
         </w:rPr>
-        <w:t xml:space="preserve">LAS → </w:t>
+        <w:t xml:space="preserve">AccountAPI → </w:t>
       </w:r>
       <w:r>
         <w:rPr>
@@ -2882,7 +3469,7 @@
           <w:color w:val="0F2A1F"/>
           <w:sz w:val="18"/>
         </w:rPr>
-        <w:t>GL: POST /journal-entries</w:t>
+        <w:t>GLPostingAPI: POST /journal-entries</w:t>
       </w:r>
       <w:r>
         <w:rPr>
@@ -2904,7 +3491,22 @@
           <w:rFonts w:ascii="Georgia" w:hAnsi="Georgia"/>
           <w:sz w:val="19"/>
         </w:rPr>
-        <w:t xml:space="preserve"> (Dr Cash/Nostro P / Cr FeeReceivable + InterestReceivable + LoanReceivable per allocation — clearing receivables already recognized at accrual/assessment time, never re-crediting Income), idempotent on paymentReferenceId — REQ-REPAY-003, 004.</w:t>
+        <w:t xml:space="preserve"> (Dr Cash/Nostro P / Cr FeeReceivable + InterestReceivable + LoanReceivable per </w:t>
+      </w:r>
+      <w:r>
+        <w:rPr>
+          <w:rFonts w:ascii="Consolas" w:hAnsi="Consolas"/>
+          <w:color w:val="0F2A1F"/>
+          <w:sz w:val="18"/>
+        </w:rPr>
+        <w:t>allocation</w:t>
+      </w:r>
+      <w:r>
+        <w:rPr>
+          <w:rFonts w:ascii="Georgia" w:hAnsi="Georgia"/>
+          <w:sz w:val="19"/>
+        </w:rPr>
+        <w:t xml:space="preserve"> — clearing receivables already recognized at accrual/assessment time, never re-crediting Income) — REQ-REPAY-003, 004.</w:t>
       </w:r>
     </w:p>
     <w:p>
@@ -2916,7 +3518,37 @@
           <w:rFonts w:ascii="Georgia" w:hAnsi="Georgia"/>
           <w:sz w:val="19"/>
         </w:rPr>
-        <w:t>LAS publishes LoanRepaymentPosted → CRM — REQ-REPAY-005.</w:t>
+        <w:t xml:space="preserve">AccountAPI publishes </w:t>
+      </w:r>
+      <w:r>
+        <w:rPr>
+          <w:rFonts w:ascii="Consolas" w:hAnsi="Consolas"/>
+          <w:color w:val="0F2A1F"/>
+          <w:sz w:val="18"/>
+        </w:rPr>
+        <w:t>LoanRepaymentPosted</w:t>
+      </w:r>
+      <w:r>
+        <w:rPr>
+          <w:rFonts w:ascii="Georgia" w:hAnsi="Georgia"/>
+          <w:sz w:val="19"/>
+        </w:rPr>
+        <w:t xml:space="preserve"> on </w:t>
+      </w:r>
+      <w:r>
+        <w:rPr>
+          <w:rFonts w:ascii="Consolas" w:hAnsi="Consolas"/>
+          <w:color w:val="0F2A1F"/>
+          <w:sz w:val="18"/>
+        </w:rPr>
+        <w:t>loan.repayment.posted</w:t>
+      </w:r>
+      <w:r>
+        <w:rPr>
+          <w:rFonts w:ascii="Georgia" w:hAnsi="Georgia"/>
+          <w:sz w:val="19"/>
+        </w:rPr>
+        <w:t xml:space="preserve"> → CRM — REQ-REPAY-005.</w:t>
       </w:r>
     </w:p>
     <w:p>
@@ -2928,7 +3560,22 @@
           <w:rFonts w:ascii="Georgia" w:hAnsi="Georgia"/>
           <w:sz w:val="19"/>
         </w:rPr>
-        <w:t>BEOD cross-checks all PaymentReceived against posted/unmatched outcomes — REQ-REPAY-006.</w:t>
+        <w:t xml:space="preserve">BEOD cross-checks all received payments against posted/unmatched/reversed outcomes, raising </w:t>
+      </w:r>
+      <w:r>
+        <w:rPr>
+          <w:rFonts w:ascii="Consolas" w:hAnsi="Consolas"/>
+          <w:color w:val="0F2A1F"/>
+          <w:sz w:val="18"/>
+        </w:rPr>
+        <w:t>repayment.exception.raised</w:t>
+      </w:r>
+      <w:r>
+        <w:rPr>
+          <w:rFonts w:ascii="Georgia" w:hAnsi="Georgia"/>
+          <w:sz w:val="19"/>
+        </w:rPr>
+        <w:t xml:space="preserve"> for anything left in a non-terminal state at EOD cutoff — REQ-REPAY-006.</w:t>
       </w:r>
     </w:p>
     <w:p>
@@ -2948,14 +3595,14 @@
           <w:color w:val="0F2A1F"/>
           <w:sz w:val="18"/>
         </w:rPr>
-        <w:t>LAS: POST /repayments/{id}:reverse</w:t>
+        <w:t>AccountAPI: POST /repayments/{id}:reverse</w:t>
       </w:r>
       <w:r>
         <w:rPr>
           <w:rFonts w:ascii="Georgia" w:hAnsi="Georgia"/>
           <w:sz w:val="19"/>
         </w:rPr>
-        <w:t xml:space="preserve"> → GL posts </w:t>
+        <w:t xml:space="preserve"> (Idempotency-Key = {repaymentId}:reverse) → GL posts </w:t>
       </w:r>
       <w:r>
         <w:rPr>
@@ -2970,7 +3617,7 @@
           <w:rFonts w:ascii="Georgia" w:hAnsi="Georgia"/>
           <w:sz w:val="19"/>
         </w:rPr>
-        <w:t xml:space="preserve"> (offsetting); misapplied case re-runs the waterfall against the correct account as a fresh PR-REPAY-01 with a new sourceEventId — REQ-REPAY-007.</w:t>
+        <w:t xml:space="preserve"> (offsetting); misapplied case re-runs the waterfall against the correct account as a fresh PR-REPAY-01 under a new Idempotency-Key ({repaymentId}:correction) — REQ-REPAY-007.</w:t>
       </w:r>
     </w:p>
     <w:p>
@@ -3189,7 +3836,7 @@
               <w:rPr>
                 <w:sz w:val="17"/>
               </w:rPr>
-              <w:t>/specs/asyncapi/payment-execution-events.yaml</w:t>
+              <w:t>specs/asyncapi/payment-execution-events.yaml</w:t>
             </w:r>
           </w:p>
         </w:tc>
@@ -3202,7 +3849,7 @@
               <w:rPr>
                 <w:sz w:val="17"/>
               </w:rPr>
-              <w:t>new channel payment.received.v1</w:t>
+              <w:t>channel payment.inbound.received (renamed from payment.received.v1; observability-only now, not the trigger)</w:t>
             </w:r>
           </w:p>
         </w:tc>
@@ -3217,7 +3864,7 @@
               <w:rPr>
                 <w:sz w:val="17"/>
               </w:rPr>
-              <w:t>/specs/openapi/loan-account-subledger.yaml</w:t>
+              <w:t>specs/openapi/loan-account-subledger.yaml</w:t>
             </w:r>
           </w:p>
         </w:tc>
@@ -3230,7 +3877,7 @@
               <w:rPr>
                 <w:sz w:val="17"/>
               </w:rPr>
-              <w:t>add POST .../repayments/{id}:reverse</w:t>
+              <w:t>POST /repayments:notify (receiveRepaymentNotification — the new authoritative synchronous trigger), GET /repayments/{id}, POST /repayments/{id}:reverse</w:t>
             </w:r>
           </w:p>
         </w:tc>
@@ -3245,7 +3892,7 @@
               <w:rPr>
                 <w:sz w:val="17"/>
               </w:rPr>
-              <w:t>/specs/openapi/gl-posting-engine.yaml</w:t>
+              <w:t>specs/openapi/gl-posting-engine.yaml</w:t>
             </w:r>
           </w:p>
         </w:tc>
@@ -3258,7 +3905,63 @@
               <w:rPr>
                 <w:sz w:val="17"/>
               </w:rPr>
-              <w:t>register PR-REPAY-01, PR-REPAY-02</w:t>
+              <w:t>register PR-REPAY-01, PR-REPAY-02; Allocation schema (categorized fee/interest/principal split, Money-based)</w:t>
+            </w:r>
+          </w:p>
+        </w:tc>
+      </w:tr>
+      <w:tr>
+        <w:tc>
+          <w:tcPr>
+            <w:tcW w:type="dxa" w:w="4873"/>
+          </w:tcPr>
+          <w:p>
+            <w:r>
+              <w:rPr>
+                <w:sz w:val="17"/>
+              </w:rPr>
+              <w:t>specs/asyncapi/loan-account-subledger-events.yaml</w:t>
+            </w:r>
+          </w:p>
+        </w:tc>
+        <w:tc>
+          <w:tcPr>
+            <w:tcW w:type="dxa" w:w="4873"/>
+          </w:tcPr>
+          <w:p>
+            <w:r>
+              <w:rPr>
+                <w:sz w:val="17"/>
+              </w:rPr>
+              <w:t>channels payment.match.failed (renamed from payment.unmatched.v1), loan.repayment.posted</w:t>
+            </w:r>
+          </w:p>
+        </w:tc>
+      </w:tr>
+      <w:tr>
+        <w:tc>
+          <w:tcPr>
+            <w:tcW w:type="dxa" w:w="4873"/>
+          </w:tcPr>
+          <w:p>
+            <w:r>
+              <w:rPr>
+                <w:sz w:val="17"/>
+              </w:rPr>
+              <w:t>specs/asyncapi/batch-eod-events.yaml</w:t>
+            </w:r>
+          </w:p>
+        </w:tc>
+        <w:tc>
+          <w:tcPr>
+            <w:tcW w:type="dxa" w:w="4873"/>
+          </w:tcPr>
+          <w:p>
+            <w:r>
+              <w:rPr>
+                <w:sz w:val="17"/>
+              </w:rPr>
+              <w:t>channel repayment.exception.raised — present in the shipped contract but missing from the original design note's domain-events table; added here to match</w:t>
             </w:r>
           </w:p>
         </w:tc>
@@ -3343,7 +4046,7 @@
               <w:rPr>
                 <w:sz w:val="17"/>
               </w:rPr>
-              <w:t>PaymentReceived</w:t>
+              <w:t>PaymentInboundReceived (payment.inbound.received)</w:t>
             </w:r>
           </w:p>
         </w:tc>
@@ -3356,7 +4059,7 @@
               <w:rPr>
                 <w:sz w:val="17"/>
               </w:rPr>
-              <w:t>PAY</w:t>
+              <w:t>PaymentAdapter</w:t>
             </w:r>
           </w:p>
         </w:tc>
@@ -3369,7 +4072,7 @@
               <w:rPr>
                 <w:sz w:val="17"/>
               </w:rPr>
-              <w:t>LAS</w:t>
+              <w:t>BatchEodAdapter (observability only — no longer drives AccountAdapter processing)</w:t>
             </w:r>
           </w:p>
         </w:tc>
@@ -3384,7 +4087,7 @@
               <w:rPr>
                 <w:sz w:val="17"/>
               </w:rPr>
-              <w:t>PaymentUnmatched</w:t>
+              <w:t>PaymentMatchFailed (payment.match.failed)</w:t>
             </w:r>
           </w:p>
         </w:tc>
@@ -3397,7 +4100,7 @@
               <w:rPr>
                 <w:sz w:val="17"/>
               </w:rPr>
-              <w:t>LAS</w:t>
+              <w:t>AccountAdapter</w:t>
             </w:r>
           </w:p>
         </w:tc>
@@ -3410,7 +4113,7 @@
               <w:rPr>
                 <w:sz w:val="17"/>
               </w:rPr>
-              <w:t>BEOD</w:t>
+              <w:t>BatchEodAdapter</w:t>
             </w:r>
           </w:p>
         </w:tc>
@@ -3425,7 +4128,7 @@
               <w:rPr>
                 <w:sz w:val="17"/>
               </w:rPr>
-              <w:t>LoanRepaymentPosted</w:t>
+              <w:t>LoanRepaymentPosted (loan.repayment.posted)</w:t>
             </w:r>
           </w:p>
         </w:tc>
@@ -3438,7 +4141,7 @@
               <w:rPr>
                 <w:sz w:val="17"/>
               </w:rPr>
-              <w:t>LAS</w:t>
+              <w:t>AccountAdapter</w:t>
             </w:r>
           </w:p>
         </w:tc>
@@ -3451,7 +4154,48 @@
               <w:rPr>
                 <w:sz w:val="17"/>
               </w:rPr>
-              <w:t>CRM</w:t>
+              <w:t>CRMAdapter</w:t>
+            </w:r>
+          </w:p>
+        </w:tc>
+      </w:tr>
+      <w:tr>
+        <w:tc>
+          <w:tcPr>
+            <w:tcW w:type="dxa" w:w="3249"/>
+          </w:tcPr>
+          <w:p>
+            <w:r>
+              <w:rPr>
+                <w:sz w:val="17"/>
+              </w:rPr>
+              <w:t>RepaymentExceptionRaised (repayment.exception.raised)</w:t>
+            </w:r>
+          </w:p>
+        </w:tc>
+        <w:tc>
+          <w:tcPr>
+            <w:tcW w:type="dxa" w:w="3249"/>
+          </w:tcPr>
+          <w:p>
+            <w:r>
+              <w:rPr>
+                <w:sz w:val="17"/>
+              </w:rPr>
+              <w:t>BatchEodAdapter</w:t>
+            </w:r>
+          </w:p>
+        </w:tc>
+        <w:tc>
+          <w:tcPr>
+            <w:tcW w:type="dxa" w:w="3249"/>
+          </w:tcPr>
+          <w:p>
+            <w:r>
+              <w:rPr>
+                <w:sz w:val="17"/>
+              </w:rPr>
+              <w:t>Ops/Financial-Reporting (human)</w:t>
             </w:r>
           </w:p>
         </w:tc>
@@ -3615,7 +4359,7 @@
         <w:pStyle w:val="ListBullet"/>
       </w:pPr>
       <w:r>
-        <w:t>Match→allocate→post should complete within seconds to hold same-day posting SLA.</w:t>
+        <w:t>Match→allocate→post should complete within seconds to hold same-day posting SLA — now a hard synchronous-call latency budget, not just an async-processing target, since PaymentAPI blocks on receiveRepaymentNotification's response.</w:t>
       </w:r>
     </w:p>
     <w:p>
@@ -3623,7 +4367,7 @@
         <w:pStyle w:val="ListBullet"/>
       </w:pPr>
       <w:r>
-        <w:t>PaymentReceived carries reference IDs only, not payer bank details.</w:t>
+        <w:t>PaymentInboundReceived/receiveRepaymentNotification carry reference IDs only, not payer bank details.</w:t>
       </w:r>
     </w:p>
     <w:p>
@@ -3647,7 +4391,7 @@
         <w:pStyle w:val="ListBullet"/>
       </w:pPr>
       <w:r>
-        <w:t>Income-recognition principle: PR-REPAY-01 clears Cash against Fee/Interest/Loan Receivable — it never credits Fee/Interest Income directly, since that income was already recognized once at accrual (PR-ACCR-01) or assessment (PR-DELINQ-01) time. Crediting Income again here would double-count it.</w:t>
+        <w:t>Income-recognition principle: PR-REPAY-01 clears Cash against Fee/Interest/Loan Receivable — it never credits Fee/Interest Income directly, since that income was already recognized once at accrual (PR-ACCR-01) or assessment (PR-DELINQ-01) time. Crediting Income again here would double-count it. (This was a real documentation error in this design note's first draft, corrected during the API/Event Spec Agent implementation pass — see specs/CHANGELOG.md's v0.3.0 entry.)</w:t>
       </w:r>
     </w:p>
     <w:p>
@@ -3689,7 +4433,7 @@
           <w:rFonts w:ascii="Georgia" w:hAnsi="Georgia"/>
           <w:sz w:val="20"/>
         </w:rPr>
-        <w:t>BEOD orchestrates; LAS owns DPD/fee computation and the Non-Accrual flag; GL posts; CRM logs.</w:t>
+        <w:t>BEOD orchestrates; LAS (AccountAPI) owns DPD/fee computation and the Non-Accrual flag; GL posts; CRM logs.</w:t>
       </w:r>
     </w:p>
     <w:p>
@@ -3715,7 +4459,7 @@
           <w:rFonts w:ascii="Georgia" w:hAnsi="Georgia"/>
           <w:sz w:val="19"/>
         </w:rPr>
-        <w:t>BEOD triggers the delinquency job for date D; LAS updates DPD buckets — REQ-DELINQ-001, 003.</w:t>
+        <w:t>BEOD triggers the delinquency job for date D.</w:t>
       </w:r>
     </w:p>
     <w:p>
@@ -3727,7 +4471,7 @@
           <w:rFonts w:ascii="Georgia" w:hAnsi="Georgia"/>
           <w:sz w:val="19"/>
         </w:rPr>
-        <w:t xml:space="preserve">Past-grace-period accounts: LAS → </w:t>
+        <w:t xml:space="preserve">BEOD → </w:t>
       </w:r>
       <w:r>
         <w:rPr>
@@ -3735,7 +4479,76 @@
           <w:color w:val="0F2A1F"/>
           <w:sz w:val="18"/>
         </w:rPr>
-        <w:t>GL: POST /journal-entries</w:t>
+        <w:t>AccountAPI: GET /loan-accounts:past-due?asOf=D</w:t>
+      </w:r>
+      <w:r>
+        <w:rPr>
+          <w:rFonts w:ascii="Georgia" w:hAnsi="Georgia"/>
+          <w:sz w:val="19"/>
+        </w:rPr>
+        <w:t xml:space="preserve"> — REQ-DELINQ-001.</w:t>
+      </w:r>
+    </w:p>
+    <w:p>
+      <w:pPr>
+        <w:pStyle w:val="ListNumber"/>
+      </w:pPr>
+      <w:r>
+        <w:rPr>
+          <w:rFonts w:ascii="Georgia" w:hAnsi="Georgia"/>
+          <w:sz w:val="19"/>
+        </w:rPr>
+        <w:t xml:space="preserve">BEOD → </w:t>
+      </w:r>
+      <w:r>
+        <w:rPr>
+          <w:rFonts w:ascii="Consolas" w:hAnsi="Consolas"/>
+          <w:color w:val="0F2A1F"/>
+          <w:sz w:val="18"/>
+        </w:rPr>
+        <w:t>AccountAPI: POST /loan-accounts:assess-delinquency</w:t>
+      </w:r>
+      <w:r>
+        <w:rPr>
+          <w:rFonts w:ascii="Georgia" w:hAnsi="Georgia"/>
+          <w:sz w:val="19"/>
+        </w:rPr>
+        <w:t xml:space="preserve"> — the actual batch-execution trigger. </w:t>
+      </w:r>
+      <w:r>
+        <w:rPr>
+          <w:rFonts w:ascii="Georgia" w:hAnsi="Georgia"/>
+          <w:b/>
+          <w:sz w:val="19"/>
+        </w:rPr>
+        <w:t>Gap fixed vs. the original design note</w:t>
+      </w:r>
+      <w:r>
+        <w:rPr>
+          <w:rFonts w:ascii="Georgia" w:hAnsi="Georgia"/>
+          <w:sz w:val="19"/>
+        </w:rPr>
+        <w:t>: same omission pattern as CB-ACCR — the note specified only the read, not the trigger. No Idempotency-Key header (idempotent by construction on asOf/partitionIndex). Updates DPD count/bucket for every account EXCLUDING those already ChargedOff (REQ-CHARGEOFF-005) — REQ-DELINQ-003.</w:t>
+      </w:r>
+    </w:p>
+    <w:p>
+      <w:pPr>
+        <w:pStyle w:val="ListNumber"/>
+      </w:pPr>
+      <w:r>
+        <w:rPr>
+          <w:rFonts w:ascii="Georgia" w:hAnsi="Georgia"/>
+          <w:sz w:val="19"/>
+        </w:rPr>
+        <w:t xml:space="preserve">Past-grace-period accounts: AccountAPI → </w:t>
+      </w:r>
+      <w:r>
+        <w:rPr>
+          <w:rFonts w:ascii="Consolas" w:hAnsi="Consolas"/>
+          <w:color w:val="0F2A1F"/>
+          <w:sz w:val="18"/>
+        </w:rPr>
+        <w:t>GLPostingAPI: POST /journal-entries</w:t>
       </w:r>
       <w:r>
         <w:rPr>
@@ -3757,7 +4570,7 @@
           <w:rFonts w:ascii="Georgia" w:hAnsi="Georgia"/>
           <w:sz w:val="19"/>
         </w:rPr>
-        <w:t xml:space="preserve"> (Dr FeeReceivable / Cr FeeIncome) — REQ-DELINQ-002, 004.</w:t>
+        <w:t xml:space="preserve"> (Dr FeeReceivable / Cr FeeIncome), Idempotency-Key = late-fee:{loanAccountId}:{scheduledDueDate} — REQ-DELINQ-002, 004.</w:t>
       </w:r>
     </w:p>
     <w:p>
@@ -3769,7 +4582,37 @@
           <w:rFonts w:ascii="Georgia" w:hAnsi="Georgia"/>
           <w:sz w:val="19"/>
         </w:rPr>
-        <w:t xml:space="preserve">DPD threshold crossing → LAS sets a Non-Accrual flag, read by </w:t>
+        <w:t xml:space="preserve">DPD threshold crossing → AccountAPI sets LoanAccount.nonAccrualFlag, publishes </w:t>
+      </w:r>
+      <w:r>
+        <w:rPr>
+          <w:rFonts w:ascii="Consolas" w:hAnsi="Consolas"/>
+          <w:color w:val="0F2A1F"/>
+          <w:sz w:val="18"/>
+        </w:rPr>
+        <w:t>LoanNonAccrualFlagged</w:t>
+      </w:r>
+      <w:r>
+        <w:rPr>
+          <w:rFonts w:ascii="Georgia" w:hAnsi="Georgia"/>
+          <w:sz w:val="19"/>
+        </w:rPr>
+        <w:t xml:space="preserve"> (renamed from LoanAccountNonAccrualFlagged) on </w:t>
+      </w:r>
+      <w:r>
+        <w:rPr>
+          <w:rFonts w:ascii="Consolas" w:hAnsi="Consolas"/>
+          <w:color w:val="0F2A1F"/>
+          <w:sz w:val="18"/>
+        </w:rPr>
+        <w:t>loan.nonaccrual.flagged</w:t>
+      </w:r>
+      <w:r>
+        <w:rPr>
+          <w:rFonts w:ascii="Georgia" w:hAnsi="Georgia"/>
+          <w:sz w:val="19"/>
+        </w:rPr>
+        <w:t xml:space="preserve"> — read by </w:t>
       </w:r>
       <w:r>
         <w:rPr>
@@ -3777,14 +4620,14 @@
           <w:b/>
           <w:sz w:val="19"/>
         </w:rPr>
-        <w:t>CB-ACCR step 2</w:t>
+        <w:t>CB-ACCR's eligibility query</w:t>
       </w:r>
       <w:r>
         <w:rPr>
           <w:rFonts w:ascii="Georgia" w:hAnsi="Georgia"/>
           <w:sz w:val="19"/>
         </w:rPr>
-        <w:t xml:space="preserve"> as an eligibility filter — REQ-DELINQ-005 (cross-epic dependency, not a new posting).</w:t>
+        <w:t xml:space="preserve"> as a same-service internal lookup, not via the event, which exists for BatchEodAdapter visibility/audit only — REQ-DELINQ-005 (cross-epic dependency, not a new posting).</w:t>
       </w:r>
     </w:p>
     <w:p>
@@ -3796,7 +4639,37 @@
           <w:rFonts w:ascii="Georgia" w:hAnsi="Georgia"/>
           <w:sz w:val="19"/>
         </w:rPr>
-        <w:t>LAS publishes DelinquencyStatusChanged → CRM — REQ-DELINQ-006.</w:t>
+        <w:t xml:space="preserve">AccountAPI publishes </w:t>
+      </w:r>
+      <w:r>
+        <w:rPr>
+          <w:rFonts w:ascii="Consolas" w:hAnsi="Consolas"/>
+          <w:color w:val="0F2A1F"/>
+          <w:sz w:val="18"/>
+        </w:rPr>
+        <w:t>DelinquencyStatusChanged</w:t>
+      </w:r>
+      <w:r>
+        <w:rPr>
+          <w:rFonts w:ascii="Georgia" w:hAnsi="Georgia"/>
+          <w:sz w:val="19"/>
+        </w:rPr>
+        <w:t xml:space="preserve"> on </w:t>
+      </w:r>
+      <w:r>
+        <w:rPr>
+          <w:rFonts w:ascii="Consolas" w:hAnsi="Consolas"/>
+          <w:color w:val="0F2A1F"/>
+          <w:sz w:val="18"/>
+        </w:rPr>
+        <w:t>delinquency.status.changed</w:t>
+      </w:r>
+      <w:r>
+        <w:rPr>
+          <w:rFonts w:ascii="Georgia" w:hAnsi="Georgia"/>
+          <w:sz w:val="19"/>
+        </w:rPr>
+        <w:t xml:space="preserve"> → CRM — REQ-DELINQ-006.</w:t>
       </w:r>
     </w:p>
     <w:p>
@@ -3808,7 +4681,37 @@
           <w:rFonts w:ascii="Georgia" w:hAnsi="Georgia"/>
           <w:sz w:val="19"/>
         </w:rPr>
-        <w:t>BEOD cross-checks fee postings vs. DPD changes — REQ-DELINQ-008.</w:t>
+        <w:t xml:space="preserve">BEOD cross-checks fee postings vs. DPD changes, raising </w:t>
+      </w:r>
+      <w:r>
+        <w:rPr>
+          <w:rFonts w:ascii="Consolas" w:hAnsi="Consolas"/>
+          <w:color w:val="0F2A1F"/>
+          <w:sz w:val="18"/>
+        </w:rPr>
+        <w:t>delinquency.exception.raised</w:t>
+      </w:r>
+      <w:r>
+        <w:rPr>
+          <w:rFonts w:ascii="Georgia" w:hAnsi="Georgia"/>
+          <w:sz w:val="19"/>
+        </w:rPr>
+        <w:t xml:space="preserve"> on mismatch in either direction — REQ-DELINQ-008. </w:t>
+      </w:r>
+      <w:r>
+        <w:rPr>
+          <w:rFonts w:ascii="Georgia" w:hAnsi="Georgia"/>
+          <w:b/>
+          <w:sz w:val="19"/>
+        </w:rPr>
+        <w:t>Present in the shipped contract but missing from the original design note's domain-events table</w:t>
+      </w:r>
+      <w:r>
+        <w:rPr>
+          <w:rFonts w:ascii="Georgia" w:hAnsi="Georgia"/>
+          <w:sz w:val="19"/>
+        </w:rPr>
+        <w:t>; added here to match.</w:t>
       </w:r>
     </w:p>
     <w:p>
@@ -3828,14 +4731,14 @@
           <w:color w:val="0F2A1F"/>
           <w:sz w:val="18"/>
         </w:rPr>
-        <w:t>LAS: POST /fees/{id}:waive</w:t>
+        <w:t>AccountAPI: POST /fees/{id}:waive</w:t>
       </w:r>
       <w:r>
         <w:rPr>
           <w:rFonts w:ascii="Georgia" w:hAnsi="Georgia"/>
           <w:sz w:val="19"/>
         </w:rPr>
-        <w:t xml:space="preserve"> with authorization metadata → GL posts </w:t>
+        <w:t xml:space="preserve"> (Idempotency-Key = {feeId}:waive) with mandatory confirmedBy/reasonCode → GL posts </w:t>
       </w:r>
       <w:r>
         <w:rPr>
@@ -3850,7 +4753,7 @@
           <w:rFonts w:ascii="Georgia" w:hAnsi="Georgia"/>
           <w:sz w:val="19"/>
         </w:rPr>
-        <w:t xml:space="preserve"> (reversal) — REQ-DELINQ-007.</w:t>
+        <w:t xml:space="preserve"> (reversal), metadata carrying the same authorization pair so it travels with the ledger entry, not just AccountAPI's own record — REQ-DELINQ-007.</w:t>
       </w:r>
     </w:p>
     <w:p>
@@ -4069,7 +4972,7 @@
               <w:rPr>
                 <w:sz w:val="17"/>
               </w:rPr>
-              <w:t>/specs/openapi/loan-account-subledger.yaml</w:t>
+              <w:t>specs/openapi/loan-account-subledger.yaml</w:t>
             </w:r>
           </w:p>
         </w:tc>
@@ -4082,7 +4985,7 @@
               <w:rPr>
                 <w:sz w:val="17"/>
               </w:rPr>
-              <w:t>add GET .../past-due, POST /fees/{id}:waive</w:t>
+              <w:t>GET .../past-due, POST /loan-accounts:assess-delinquency (batch trigger the original note omitted), GET/POST /fees/{id}[:waive]</w:t>
             </w:r>
           </w:p>
         </w:tc>
@@ -4097,7 +5000,7 @@
               <w:rPr>
                 <w:sz w:val="17"/>
               </w:rPr>
-              <w:t>/specs/openapi/gl-posting-engine.yaml</w:t>
+              <w:t>specs/openapi/gl-posting-engine.yaml</w:t>
             </w:r>
           </w:p>
         </w:tc>
@@ -4110,7 +5013,7 @@
               <w:rPr>
                 <w:sz w:val="17"/>
               </w:rPr>
-              <w:t>register PR-DELINQ-01, PR-DELINQ-02</w:t>
+              <w:t>register PR-DELINQ-01, PR-DELINQ-02; mandatory metadata (waivedBy/reasonCode) enforced for PR-DELINQ-02</w:t>
             </w:r>
           </w:p>
         </w:tc>
@@ -4125,7 +5028,7 @@
               <w:rPr>
                 <w:sz w:val="17"/>
               </w:rPr>
-              <w:t>/specs/asyncapi/loan-account-subledger-events.yaml</w:t>
+              <w:t>specs/asyncapi/loan-account-subledger-events.yaml</w:t>
             </w:r>
           </w:p>
         </w:tc>
@@ -4138,7 +5041,35 @@
               <w:rPr>
                 <w:sz w:val="17"/>
               </w:rPr>
-              <w:t>new channels delinquency.status.changed.v1, loan.account.nonaccrual.v1</w:t>
+              <w:t>channels delinquency.status.changed, loan.nonaccrual.flagged (both renamed, .v1 dropped)</w:t>
+            </w:r>
+          </w:p>
+        </w:tc>
+      </w:tr>
+      <w:tr>
+        <w:tc>
+          <w:tcPr>
+            <w:tcW w:type="dxa" w:w="4873"/>
+          </w:tcPr>
+          <w:p>
+            <w:r>
+              <w:rPr>
+                <w:sz w:val="17"/>
+              </w:rPr>
+              <w:t>specs/asyncapi/batch-eod-events.yaml</w:t>
+            </w:r>
+          </w:p>
+        </w:tc>
+        <w:tc>
+          <w:tcPr>
+            <w:tcW w:type="dxa" w:w="4873"/>
+          </w:tcPr>
+          <w:p>
+            <w:r>
+              <w:rPr>
+                <w:sz w:val="17"/>
+              </w:rPr>
+              <w:t>channel delinquency.exception.raised — added to match the shipped contract</w:t>
             </w:r>
           </w:p>
         </w:tc>
@@ -4223,7 +5154,7 @@
               <w:rPr>
                 <w:sz w:val="17"/>
               </w:rPr>
-              <w:t>DelinquencyStatusChanged</w:t>
+              <w:t>DelinquencyStatusChanged (delinquency.status.changed)</w:t>
             </w:r>
           </w:p>
         </w:tc>
@@ -4236,7 +5167,7 @@
               <w:rPr>
                 <w:sz w:val="17"/>
               </w:rPr>
-              <w:t>LAS</w:t>
+              <w:t>AccountAdapter</w:t>
             </w:r>
           </w:p>
         </w:tc>
@@ -4249,7 +5180,7 @@
               <w:rPr>
                 <w:sz w:val="17"/>
               </w:rPr>
-              <w:t>CRM</w:t>
+              <w:t>CRMAdapter</w:t>
             </w:r>
           </w:p>
         </w:tc>
@@ -4264,7 +5195,7 @@
               <w:rPr>
                 <w:sz w:val="17"/>
               </w:rPr>
-              <w:t>LoanAccountNonAccrualFlagged</w:t>
+              <w:t>LoanNonAccrualFlagged (loan.nonaccrual.flagged)</w:t>
             </w:r>
           </w:p>
         </w:tc>
@@ -4277,7 +5208,7 @@
               <w:rPr>
                 <w:sz w:val="17"/>
               </w:rPr>
-              <w:t>LAS</w:t>
+              <w:t>AccountAdapter</w:t>
             </w:r>
           </w:p>
         </w:tc>
@@ -4290,7 +5221,48 @@
               <w:rPr>
                 <w:sz w:val="17"/>
               </w:rPr>
-              <w:t>LAS-internal (Accrual eligibility, CB-ACCR), BEOD</w:t>
+              <w:t>BatchEodAdapter (visibility only — CB-ACCR reads the flag same-service, not via this event)</w:t>
+            </w:r>
+          </w:p>
+        </w:tc>
+      </w:tr>
+      <w:tr>
+        <w:tc>
+          <w:tcPr>
+            <w:tcW w:type="dxa" w:w="3249"/>
+          </w:tcPr>
+          <w:p>
+            <w:r>
+              <w:rPr>
+                <w:sz w:val="17"/>
+              </w:rPr>
+              <w:t>DelinquencyExceptionRaised (delinquency.exception.raised)</w:t>
+            </w:r>
+          </w:p>
+        </w:tc>
+        <w:tc>
+          <w:tcPr>
+            <w:tcW w:type="dxa" w:w="3249"/>
+          </w:tcPr>
+          <w:p>
+            <w:r>
+              <w:rPr>
+                <w:sz w:val="17"/>
+              </w:rPr>
+              <w:t>BatchEodAdapter</w:t>
+            </w:r>
+          </w:p>
+        </w:tc>
+        <w:tc>
+          <w:tcPr>
+            <w:tcW w:type="dxa" w:w="3249"/>
+          </w:tcPr>
+          <w:p>
+            <w:r>
+              <w:rPr>
+                <w:sz w:val="17"/>
+              </w:rPr>
+              <w:t>Ops/Financial-Reporting (human)</w:t>
             </w:r>
           </w:p>
         </w:tc>
@@ -4508,7 +5480,7 @@
         <w:pStyle w:val="ListBullet"/>
       </w:pPr>
       <w:r>
-        <w:t>Same partitioning concern as Accrual.</w:t>
+        <w:t>Same partitioning concern as Accrual — assess-delinquency supports the same partitionIndex/partitionCount fan-out.</w:t>
       </w:r>
     </w:p>
     <w:p>
@@ -4516,7 +5488,7 @@
         <w:pStyle w:val="ListBullet"/>
       </w:pPr>
       <w:r>
-        <w:t>Waiver requires a mandatory (not optional) authorization record on PR-DELINQ-02.</w:t>
+        <w:t>Waiver requires a mandatory (not optional) authorization record on PR-DELINQ-02 — enforced in GL's metadata requirement, not just AccountAPI's own record.</w:t>
       </w:r>
     </w:p>
     <w:p>
@@ -4566,7 +5538,7 @@
           <w:rFonts w:ascii="Georgia" w:hAnsi="Georgia"/>
           <w:sz w:val="20"/>
         </w:rPr>
-        <w:t>LAS owns quote generation and closure; GL posts; PAY receives the payoff payment; CRM logs; BEOD reconciles.</w:t>
+        <w:t>LAS (AccountAPI) owns quote generation and closure; GL posts; PAY receives the payoff payment and routes it through the unified receiveRepaymentNotification entry point (see Architecture Context); CRM logs; BEOD reconciles.</w:t>
       </w:r>
     </w:p>
     <w:p>
@@ -4593,14 +5565,44 @@
           <w:color w:val="0F2A1F"/>
           <w:sz w:val="18"/>
         </w:rPr>
-        <w:t>LAS: GET /loan-accounts/{id}/payoff-quote?goodThrough=G</w:t>
+        <w:t>AccountAPI: GET /loan-accounts/{id}/payoff-quote?goodThrough=G</w:t>
       </w:r>
       <w:r>
         <w:rPr>
           <w:rFonts w:ascii="Georgia" w:hAnsi="Georgia"/>
           <w:sz w:val="19"/>
         </w:rPr>
-        <w:t xml:space="preserve"> — read-only, no posting — REQ-PAYOFF-001, 002, 003.</w:t>
+        <w:t xml:space="preserve"> — read-only, no posting, returns a </w:t>
+      </w:r>
+      <w:r>
+        <w:rPr>
+          <w:rFonts w:ascii="Consolas" w:hAnsi="Consolas"/>
+          <w:color w:val="0F2A1F"/>
+          <w:sz w:val="18"/>
+        </w:rPr>
+        <w:t>PayoffQuote</w:t>
+      </w:r>
+      <w:r>
+        <w:rPr>
+          <w:rFonts w:ascii="Georgia" w:hAnsi="Georgia"/>
+          <w:sz w:val="19"/>
+        </w:rPr>
+        <w:t xml:space="preserve"> with a </w:t>
+      </w:r>
+      <w:r>
+        <w:rPr>
+          <w:rFonts w:ascii="Consolas" w:hAnsi="Consolas"/>
+          <w:color w:val="0F2A1F"/>
+          <w:sz w:val="18"/>
+        </w:rPr>
+        <w:t>quoteId</w:t>
+      </w:r>
+      <w:r>
+        <w:rPr>
+          <w:rFonts w:ascii="Georgia" w:hAnsi="Georgia"/>
+          <w:sz w:val="19"/>
+        </w:rPr>
+        <w:t xml:space="preserve"> — REQ-PAYOFF-001, 002, 003.</w:t>
       </w:r>
     </w:p>
     <w:p>
@@ -4612,7 +5614,37 @@
           <w:rFonts w:ascii="Georgia" w:hAnsi="Georgia"/>
           <w:sz w:val="19"/>
         </w:rPr>
-        <w:t>Payoff payment arrives via PAY → PaymentReceived (reused from CB-REPAY), tagged with the quote reference.</w:t>
+        <w:t xml:space="preserve">Payoff payment arrives via PaymentAPI, which calls </w:t>
+      </w:r>
+      <w:r>
+        <w:rPr>
+          <w:rFonts w:ascii="Consolas" w:hAnsi="Consolas"/>
+          <w:color w:val="0F2A1F"/>
+          <w:sz w:val="18"/>
+        </w:rPr>
+        <w:t>AccountAPI: POST /repayments:notify</w:t>
+      </w:r>
+      <w:r>
+        <w:rPr>
+          <w:rFonts w:ascii="Georgia" w:hAnsi="Georgia"/>
+          <w:sz w:val="19"/>
+        </w:rPr>
+        <w:t xml:space="preserve"> with </w:t>
+      </w:r>
+      <w:r>
+        <w:rPr>
+          <w:rFonts w:ascii="Consolas" w:hAnsi="Consolas"/>
+          <w:color w:val="0F2A1F"/>
+          <w:sz w:val="18"/>
+        </w:rPr>
+        <w:t>payoffQuoteId</w:t>
+      </w:r>
+      <w:r>
+        <w:rPr>
+          <w:rFonts w:ascii="Georgia" w:hAnsi="Georgia"/>
+          <w:sz w:val="19"/>
+        </w:rPr>
+        <w:t xml:space="preserve"> set — the SAME endpoint CB-REPAY uses, not a separate settlement call (see the receiveRepaymentNotification unification note).</w:t>
       </w:r>
     </w:p>
     <w:p>
@@ -4624,7 +5656,7 @@
           <w:rFonts w:ascii="Georgia" w:hAnsi="Georgia"/>
           <w:sz w:val="19"/>
         </w:rPr>
-        <w:t>LAS validates amount/window — exact match proceeds; underpayment routes to the standard waterfall (CB-REPAY reuse); overpayment excess routes to suspense — REQ-PAYOFF-003, 007.</w:t>
+        <w:t>AccountAPI validates amount/window against the quote — exact match proceeds to Branch (b) of the unified endpoint; underpayment degrades to the standard waterfall (CB-REPAY reuse, PR-REPAY-01); overpayment posts PR-PAYOFF-01 for the exact quote total and routes the excess to Payoff.suspenseAmount — REQ-PAYOFF-003, 007. An expired/not-found quote also degrades to the standard repayment path, since there is no caller left to reject to once funds have arrived.</w:t>
       </w:r>
     </w:p>
     <w:p>
@@ -4636,7 +5668,7 @@
           <w:rFonts w:ascii="Georgia" w:hAnsi="Georgia"/>
           <w:sz w:val="19"/>
         </w:rPr>
-        <w:t xml:space="preserve">LAS → </w:t>
+        <w:t xml:space="preserve">AccountAPI → </w:t>
       </w:r>
       <w:r>
         <w:rPr>
@@ -4644,7 +5676,7 @@
           <w:color w:val="0F2A1F"/>
           <w:sz w:val="18"/>
         </w:rPr>
-        <w:t>GL: POST /journal-entries</w:t>
+        <w:t>GLPostingAPI: POST /journal-entries</w:t>
       </w:r>
       <w:r>
         <w:rPr>
@@ -4666,7 +5698,22 @@
           <w:rFonts w:ascii="Georgia" w:hAnsi="Georgia"/>
           <w:sz w:val="19"/>
         </w:rPr>
-        <w:t xml:space="preserve"> (Dr Cash/Nostro / Cr LoanReceivable + InterestReceivable, zeroing both) — REQ-PAYOFF-004, 005.</w:t>
+        <w:t xml:space="preserve"> (Dr Cash/Nostro / Cr LoanReceivable + InterestReceivable via </w:t>
+      </w:r>
+      <w:r>
+        <w:rPr>
+          <w:rFonts w:ascii="Consolas" w:hAnsi="Consolas"/>
+          <w:color w:val="0F2A1F"/>
+          <w:sz w:val="18"/>
+        </w:rPr>
+        <w:t>allocation</w:t>
+      </w:r>
+      <w:r>
+        <w:rPr>
+          <w:rFonts w:ascii="Georgia" w:hAnsi="Georgia"/>
+          <w:sz w:val="19"/>
+        </w:rPr>
+        <w:t>, zeroing both — never crediting Income) — REQ-PAYOFF-004, 005.</w:t>
       </w:r>
     </w:p>
     <w:p>
@@ -4678,7 +5725,37 @@
           <w:rFonts w:ascii="Georgia" w:hAnsi="Georgia"/>
           <w:sz w:val="19"/>
         </w:rPr>
-        <w:t>On confirmation, LAS sets status Closed — REQ-PAYOFF-006 — and publishes LoanAccountClosed → CRM (REQ-PAYOFF-008), BEOD.</w:t>
+        <w:t xml:space="preserve">On confirmation, AccountAPI sets status Closed — REQ-PAYOFF-006 — and publishes </w:t>
+      </w:r>
+      <w:r>
+        <w:rPr>
+          <w:rFonts w:ascii="Consolas" w:hAnsi="Consolas"/>
+          <w:color w:val="0F2A1F"/>
+          <w:sz w:val="18"/>
+        </w:rPr>
+        <w:t>LoanAccountClosed</w:t>
+      </w:r>
+      <w:r>
+        <w:rPr>
+          <w:rFonts w:ascii="Georgia" w:hAnsi="Georgia"/>
+          <w:sz w:val="19"/>
+        </w:rPr>
+        <w:t xml:space="preserve"> on </w:t>
+      </w:r>
+      <w:r>
+        <w:rPr>
+          <w:rFonts w:ascii="Consolas" w:hAnsi="Consolas"/>
+          <w:color w:val="0F2A1F"/>
+          <w:sz w:val="18"/>
+        </w:rPr>
+        <w:t>loan.account.closed</w:t>
+      </w:r>
+      <w:r>
+        <w:rPr>
+          <w:rFonts w:ascii="Georgia" w:hAnsi="Georgia"/>
+          <w:sz w:val="19"/>
+        </w:rPr>
+        <w:t xml:space="preserve"> → CRM (REQ-PAYOFF-008), BEOD.</w:t>
       </w:r>
     </w:p>
     <w:p>
@@ -4690,7 +5767,37 @@
           <w:rFonts w:ascii="Georgia" w:hAnsi="Georgia"/>
           <w:sz w:val="19"/>
         </w:rPr>
-        <w:t>BEOD confirms true zero balance on every account closed that day — REQ-PAYOFF-009.</w:t>
+        <w:t xml:space="preserve">BEOD confirms true zero balance on every account closed that day, raising </w:t>
+      </w:r>
+      <w:r>
+        <w:rPr>
+          <w:rFonts w:ascii="Consolas" w:hAnsi="Consolas"/>
+          <w:color w:val="0F2A1F"/>
+          <w:sz w:val="18"/>
+        </w:rPr>
+        <w:t>payoff.exception.raised</w:t>
+      </w:r>
+      <w:r>
+        <w:rPr>
+          <w:rFonts w:ascii="Georgia" w:hAnsi="Georgia"/>
+          <w:sz w:val="19"/>
+        </w:rPr>
+        <w:t xml:space="preserve"> on any residual — REQ-PAYOFF-009. </w:t>
+      </w:r>
+      <w:r>
+        <w:rPr>
+          <w:rFonts w:ascii="Georgia" w:hAnsi="Georgia"/>
+          <w:b/>
+          <w:sz w:val="19"/>
+        </w:rPr>
+        <w:t>Present in the shipped contract but missing from the original design note's domain-events table</w:t>
+      </w:r>
+      <w:r>
+        <w:rPr>
+          <w:rFonts w:ascii="Georgia" w:hAnsi="Georgia"/>
+          <w:sz w:val="19"/>
+        </w:rPr>
+        <w:t>; added here to match.</w:t>
       </w:r>
     </w:p>
     <w:p>
@@ -4785,7 +5892,7 @@
               <w:rPr>
                 <w:sz w:val="17"/>
               </w:rPr>
-              <w:t>Dr Cash/Nostro / Cr LoanReceivable + InterestReceivable (zeroing both)</w:t>
+              <w:t>Dr Cash/Nostro / Cr LoanReceivable + InterestReceivable (zeroing both, via allocation)</w:t>
             </w:r>
           </w:p>
         </w:tc>
@@ -4798,7 +5905,7 @@
               <w:rPr>
                 <w:sz w:val="17"/>
               </w:rPr>
-              <w:t>payoff payment matching a valid, unexpired quote</w:t>
+              <w:t>payoff payment matching a valid, unexpired quote, processed through receiveRepaymentNotification</w:t>
             </w:r>
           </w:p>
         </w:tc>
@@ -4868,7 +5975,7 @@
               <w:rPr>
                 <w:sz w:val="17"/>
               </w:rPr>
-              <w:t>/specs/openapi/loan-account-subledger.yaml</w:t>
+              <w:t>specs/openapi/loan-account-subledger.yaml</w:t>
             </w:r>
           </w:p>
         </w:tc>
@@ -4881,7 +5988,7 @@
               <w:rPr>
                 <w:sz w:val="17"/>
               </w:rPr>
-              <w:t>add GET .../payoff-quote</w:t>
+              <w:t>GET .../payoff-quote, GET /payoffs/{id}; receiveRepaymentNotification extended with the payoffQuoteId branch (no separate settlement endpoint)</w:t>
             </w:r>
           </w:p>
         </w:tc>
@@ -4896,7 +6003,7 @@
               <w:rPr>
                 <w:sz w:val="17"/>
               </w:rPr>
-              <w:t>/specs/openapi/gl-posting-engine.yaml</w:t>
+              <w:t>specs/openapi/gl-posting-engine.yaml</w:t>
             </w:r>
           </w:p>
         </w:tc>
@@ -4924,7 +6031,7 @@
               <w:rPr>
                 <w:sz w:val="17"/>
               </w:rPr>
-              <w:t>/specs/asyncapi/loan-account-subledger-events.yaml</w:t>
+              <w:t>specs/asyncapi/loan-account-subledger-events.yaml</w:t>
             </w:r>
           </w:p>
         </w:tc>
@@ -4937,7 +6044,35 @@
               <w:rPr>
                 <w:sz w:val="17"/>
               </w:rPr>
-              <w:t>new channel loan.account.closed.v1</w:t>
+              <w:t>channel loan.account.closed (renamed from loan.account.closed.v1)</w:t>
+            </w:r>
+          </w:p>
+        </w:tc>
+      </w:tr>
+      <w:tr>
+        <w:tc>
+          <w:tcPr>
+            <w:tcW w:type="dxa" w:w="4873"/>
+          </w:tcPr>
+          <w:p>
+            <w:r>
+              <w:rPr>
+                <w:sz w:val="17"/>
+              </w:rPr>
+              <w:t>specs/asyncapi/batch-eod-events.yaml</w:t>
+            </w:r>
+          </w:p>
+        </w:tc>
+        <w:tc>
+          <w:tcPr>
+            <w:tcW w:type="dxa" w:w="4873"/>
+          </w:tcPr>
+          <w:p>
+            <w:r>
+              <w:rPr>
+                <w:sz w:val="17"/>
+              </w:rPr>
+              <w:t>channel payoff.exception.raised — added to match the shipped contract</w:t>
             </w:r>
           </w:p>
         </w:tc>
@@ -5022,7 +6157,7 @@
               <w:rPr>
                 <w:sz w:val="17"/>
               </w:rPr>
-              <w:t>LoanAccountClosed</w:t>
+              <w:t>LoanAccountClosed (loan.account.closed)</w:t>
             </w:r>
           </w:p>
         </w:tc>
@@ -5035,7 +6170,7 @@
               <w:rPr>
                 <w:sz w:val="17"/>
               </w:rPr>
-              <w:t>LAS</w:t>
+              <w:t>AccountAdapter</w:t>
             </w:r>
           </w:p>
         </w:tc>
@@ -5048,7 +6183,7 @@
               <w:rPr>
                 <w:sz w:val="17"/>
               </w:rPr>
-              <w:t>CRM, BEOD</w:t>
+              <w:t>CRMAdapter, BatchEodAdapter</w:t>
             </w:r>
           </w:p>
         </w:tc>
@@ -5063,7 +6198,7 @@
               <w:rPr>
                 <w:sz w:val="17"/>
               </w:rPr>
-              <w:t>JournalEntryPosted (Payoff)</w:t>
+              <w:t>JournalEntryPosted (gl.entry.posted, filtered PR-PAYOFF-01)</w:t>
             </w:r>
           </w:p>
         </w:tc>
@@ -5076,7 +6211,7 @@
               <w:rPr>
                 <w:sz w:val="17"/>
               </w:rPr>
-              <w:t>GL</w:t>
+              <w:t>GLPostingAdapter</w:t>
             </w:r>
           </w:p>
         </w:tc>
@@ -5089,7 +6224,48 @@
               <w:rPr>
                 <w:sz w:val="17"/>
               </w:rPr>
-              <w:t>LAS, BEOD</w:t>
+              <w:t>AccountAdapter, BatchEodAdapter</w:t>
+            </w:r>
+          </w:p>
+        </w:tc>
+      </w:tr>
+      <w:tr>
+        <w:tc>
+          <w:tcPr>
+            <w:tcW w:type="dxa" w:w="3249"/>
+          </w:tcPr>
+          <w:p>
+            <w:r>
+              <w:rPr>
+                <w:sz w:val="17"/>
+              </w:rPr>
+              <w:t>PayoffExceptionRaised (payoff.exception.raised)</w:t>
+            </w:r>
+          </w:p>
+        </w:tc>
+        <w:tc>
+          <w:tcPr>
+            <w:tcW w:type="dxa" w:w="3249"/>
+          </w:tcPr>
+          <w:p>
+            <w:r>
+              <w:rPr>
+                <w:sz w:val="17"/>
+              </w:rPr>
+              <w:t>BatchEodAdapter</w:t>
+            </w:r>
+          </w:p>
+        </w:tc>
+        <w:tc>
+          <w:tcPr>
+            <w:tcW w:type="dxa" w:w="3249"/>
+          </w:tcPr>
+          <w:p>
+            <w:r>
+              <w:rPr>
+                <w:sz w:val="17"/>
+              </w:rPr>
+              <w:t>Ops/Financial-Reporting (human)</w:t>
             </w:r>
           </w:p>
         </w:tc>
@@ -5327,6 +6503,14 @@
       </w:r>
     </w:p>
     <w:p>
+      <w:pPr>
+        <w:pStyle w:val="ListBullet"/>
+      </w:pPr>
+      <w:r>
+        <w:t>There is no reversal endpoint for a Payoff in the shipped contract — a returned/NSF payoff payment is not yet a specified flow. Open question carried forward unresolved, same class as the analogous gap noted under CB-CHARGEOFF's recovery.</w:t>
+      </w:r>
+    </w:p>
+    <w:p>
       <w:r>
         <w:br w:type="page"/>
       </w:r>
@@ -5365,7 +6549,7 @@
           <w:rFonts w:ascii="Georgia" w:hAnsi="Georgia"/>
           <w:sz w:val="20"/>
         </w:rPr>
-        <w:t>LAS owns the state machine and recovery orchestration; GL posts; CRM logs; BEOD reconciles the reserve account.</w:t>
+        <w:t>LAS (AccountAPI) owns the state machine; recovery is routed through the unified receiveRepaymentNotification entry point (see Architecture Context); GL posts; CRM logs; BEOD reconciles the reserve account via a new portfolio-wide GL balance read.</w:t>
       </w:r>
     </w:p>
     <w:p>
@@ -5399,14 +6583,14 @@
           <w:color w:val="0F2A1F"/>
           <w:sz w:val="18"/>
         </w:rPr>
-        <w:t>LAS: POST /loan-accounts/{id}:chargeoff</w:t>
+        <w:t>AccountAPI: POST /loan-accounts/{id}:chargeoff</w:t>
       </w:r>
       <w:r>
         <w:rPr>
           <w:rFonts w:ascii="Georgia" w:hAnsi="Georgia"/>
           <w:sz w:val="19"/>
         </w:rPr>
-        <w:t xml:space="preserve"> with an approved decision reference — REQ-CHGOFF-001, status Pending Charge-off.</w:t>
+        <w:t xml:space="preserve"> (Idempotency-Key = chargeoffDecisionReference) — REQ-CHGOFF-001, status Pending Charge-off.</w:t>
       </w:r>
     </w:p>
     <w:p>
@@ -5418,7 +6602,7 @@
           <w:rFonts w:ascii="Georgia" w:hAnsi="Georgia"/>
           <w:sz w:val="19"/>
         </w:rPr>
-        <w:t xml:space="preserve">LAS → </w:t>
+        <w:t xml:space="preserve">AccountAPI → </w:t>
       </w:r>
       <w:r>
         <w:rPr>
@@ -5426,7 +6610,7 @@
           <w:color w:val="0F2A1F"/>
           <w:sz w:val="18"/>
         </w:rPr>
-        <w:t>GL: POST /journal-entries</w:t>
+        <w:t>GLPostingAPI: POST /journal-entries</w:t>
       </w:r>
       <w:r>
         <w:rPr>
@@ -5448,7 +6632,22 @@
           <w:rFonts w:ascii="Georgia" w:hAnsi="Georgia"/>
           <w:sz w:val="19"/>
         </w:rPr>
-        <w:t xml:space="preserve"> (Dr AllowanceForLoanLosses (B+I) / Cr LoanReceivable B, InterestReceivable I) — REQ-CHGOFF-002, 004.</w:t>
+        <w:t xml:space="preserve"> (Dr AllowanceForLoanLosses (B+I) / Cr LoanReceivable B, InterestReceivable I, via </w:t>
+      </w:r>
+      <w:r>
+        <w:rPr>
+          <w:rFonts w:ascii="Consolas" w:hAnsi="Consolas"/>
+          <w:color w:val="0F2A1F"/>
+          <w:sz w:val="18"/>
+        </w:rPr>
+        <w:t>allocation</w:t>
+      </w:r>
+      <w:r>
+        <w:rPr>
+          <w:rFonts w:ascii="Georgia" w:hAnsi="Georgia"/>
+          <w:sz w:val="19"/>
+        </w:rPr>
+        <w:t>), metadata mandatorily carrying chargeoffDecisionReference/confirmedBy — REQ-CHGOFF-002, 004.</w:t>
       </w:r>
     </w:p>
     <w:p>
@@ -5460,7 +6659,37 @@
           <w:rFonts w:ascii="Georgia" w:hAnsi="Georgia"/>
           <w:sz w:val="19"/>
         </w:rPr>
-        <w:t xml:space="preserve">On confirmation, status → Charged-Off — REQ-CHGOFF-003. LAS publishes LoanAccountChargedOff → CRM (REQ-CHGOFF-007), and this flag is also read by </w:t>
+        <w:t xml:space="preserve">On confirmation, status → Charged-Off — REQ-CHGOFF-003. AccountAPI publishes </w:t>
+      </w:r>
+      <w:r>
+        <w:rPr>
+          <w:rFonts w:ascii="Consolas" w:hAnsi="Consolas"/>
+          <w:color w:val="0F2A1F"/>
+          <w:sz w:val="18"/>
+        </w:rPr>
+        <w:t>LoanAccountChargedOff</w:t>
+      </w:r>
+      <w:r>
+        <w:rPr>
+          <w:rFonts w:ascii="Georgia" w:hAnsi="Georgia"/>
+          <w:sz w:val="19"/>
+        </w:rPr>
+        <w:t xml:space="preserve"> on </w:t>
+      </w:r>
+      <w:r>
+        <w:rPr>
+          <w:rFonts w:ascii="Consolas" w:hAnsi="Consolas"/>
+          <w:color w:val="0F2A1F"/>
+          <w:sz w:val="18"/>
+        </w:rPr>
+        <w:t>loan.account.chargedoff</w:t>
+      </w:r>
+      <w:r>
+        <w:rPr>
+          <w:rFonts w:ascii="Georgia" w:hAnsi="Georgia"/>
+          <w:sz w:val="19"/>
+        </w:rPr>
+        <w:t xml:space="preserve"> → CRM (REQ-CHGOFF-007); the ChargedOff status is also read directly, same-service, by </w:t>
       </w:r>
       <w:r>
         <w:rPr>
@@ -5475,7 +6704,7 @@
           <w:rFonts w:ascii="Georgia" w:hAnsi="Georgia"/>
           <w:sz w:val="19"/>
         </w:rPr>
-        <w:t xml:space="preserve"> eligibility queries to exclude charged-off accounts — REQ-CHGOFF-005 (same cross-epic pattern as the Non-Accrual flag).</w:t>
+        <w:t xml:space="preserve"> eligibility queries to exclude the account — REQ-CHGOFF-005 (same cross-epic pattern as the Non-Accrual flag).</w:t>
       </w:r>
     </w:p>
     <w:p>
@@ -5487,7 +6716,22 @@
           <w:rFonts w:ascii="Georgia" w:hAnsi="Georgia"/>
           <w:sz w:val="19"/>
         </w:rPr>
-        <w:t xml:space="preserve">Recovery: PAY → PaymentReceived (reused) → LAS matches to the charged-off account → GL posts </w:t>
+        <w:t xml:space="preserve">Recovery: PaymentAPI receives the inbound payment and calls </w:t>
+      </w:r>
+      <w:r>
+        <w:rPr>
+          <w:rFonts w:ascii="Consolas" w:hAnsi="Consolas"/>
+          <w:color w:val="0F2A1F"/>
+          <w:sz w:val="18"/>
+        </w:rPr>
+        <w:t>AccountAPI: POST /repayments:notify</w:t>
+      </w:r>
+      <w:r>
+        <w:rPr>
+          <w:rFonts w:ascii="Georgia" w:hAnsi="Georgia"/>
+          <w:sz w:val="19"/>
+        </w:rPr>
+        <w:t xml:space="preserve"> — same unified endpoint as CB-REPAY/CB-PAYOFF. Because the matched loan account is already ChargedOff, this branch is checked FIRST, ahead of the repayment/payoff branches, regardless of any payoffQuoteId present. Posts </w:t>
       </w:r>
       <w:r>
         <w:rPr>
@@ -5529,7 +6773,37 @@
           <w:rFonts w:ascii="Georgia" w:hAnsi="Georgia"/>
           <w:sz w:val="19"/>
         </w:rPr>
-        <w:t>BEOD sums PR-CHGOFF-01 postings against the AllowanceForLoanLosses control-account balance — REQ-CHGOFF-008.</w:t>
+        <w:t xml:space="preserve">BEOD → </w:t>
+      </w:r>
+      <w:r>
+        <w:rPr>
+          <w:rFonts w:ascii="Consolas" w:hAnsi="Consolas"/>
+          <w:color w:val="0F2A1F"/>
+          <w:sz w:val="18"/>
+        </w:rPr>
+        <w:t>GLPostingAPI: GET /gl-accounts/AllowanceForLoanLosses/balance</w:t>
+      </w:r>
+      <w:r>
+        <w:rPr>
+          <w:rFonts w:ascii="Georgia" w:hAnsi="Georgia"/>
+          <w:sz w:val="19"/>
+        </w:rPr>
+        <w:t xml:space="preserve"> — a new, portfolio-wide GL capability distinct from per-loan-account runningBalanceAfter, added specifically because this reconciliation needed it — and compares against the running sum of PR-CHGOFF-01 postings (via gl.entry.posted), raising </w:t>
+      </w:r>
+      <w:r>
+        <w:rPr>
+          <w:rFonts w:ascii="Consolas" w:hAnsi="Consolas"/>
+          <w:color w:val="0F2A1F"/>
+          <w:sz w:val="18"/>
+        </w:rPr>
+        <w:t>chargeoff.exception.raised</w:t>
+      </w:r>
+      <w:r>
+        <w:rPr>
+          <w:rFonts w:ascii="Georgia" w:hAnsi="Georgia"/>
+          <w:sz w:val="19"/>
+        </w:rPr>
+        <w:t xml:space="preserve"> on mismatch — REQ-CHGOFF-008.</w:t>
       </w:r>
     </w:p>
     <w:p>
@@ -5748,7 +7022,7 @@
               <w:rPr>
                 <w:sz w:val="17"/>
               </w:rPr>
-              <w:t>/specs/openapi/loan-account-subledger.yaml</w:t>
+              <w:t>specs/openapi/loan-account-subledger.yaml</w:t>
             </w:r>
           </w:p>
         </w:tc>
@@ -5761,7 +7035,7 @@
               <w:rPr>
                 <w:sz w:val="17"/>
               </w:rPr>
-              <w:t>add POST .../chargeoff</w:t>
+              <w:t>POST .../chargeoff, GET /chargeoffs/{id}, GET /recoveries/{id}; receiveRepaymentNotification extended with the ChargedOff-status branch</w:t>
             </w:r>
           </w:p>
         </w:tc>
@@ -5776,7 +7050,7 @@
               <w:rPr>
                 <w:sz w:val="17"/>
               </w:rPr>
-              <w:t>/specs/openapi/gl-posting-engine.yaml</w:t>
+              <w:t>specs/openapi/gl-posting-engine.yaml</w:t>
             </w:r>
           </w:p>
         </w:tc>
@@ -5789,7 +7063,7 @@
               <w:rPr>
                 <w:sz w:val="17"/>
               </w:rPr>
-              <w:t>register PR-CHGOFF-01, PR-CHGOFF-02</w:t>
+              <w:t>register PR-CHGOFF-01 (first rule debiting a non-Cash control account), PR-CHGOFF-02; NEW GET /gl-accounts/{code}/balance</w:t>
             </w:r>
           </w:p>
         </w:tc>
@@ -5804,7 +7078,7 @@
               <w:rPr>
                 <w:sz w:val="17"/>
               </w:rPr>
-              <w:t>/specs/asyncapi/loan-account-subledger-events.yaml</w:t>
+              <w:t>specs/asyncapi/loan-account-subledger-events.yaml</w:t>
             </w:r>
           </w:p>
         </w:tc>
@@ -5817,7 +7091,35 @@
               <w:rPr>
                 <w:sz w:val="17"/>
               </w:rPr>
-              <w:t>new channel loan.account.chargedoff.v1</w:t>
+              <w:t>channel loan.account.chargedoff (renamed from loan.account.chargedoff.v1)</w:t>
+            </w:r>
+          </w:p>
+        </w:tc>
+      </w:tr>
+      <w:tr>
+        <w:tc>
+          <w:tcPr>
+            <w:tcW w:type="dxa" w:w="4873"/>
+          </w:tcPr>
+          <w:p>
+            <w:r>
+              <w:rPr>
+                <w:sz w:val="17"/>
+              </w:rPr>
+              <w:t>specs/asyncapi/batch-eod-events.yaml</w:t>
+            </w:r>
+          </w:p>
+        </w:tc>
+        <w:tc>
+          <w:tcPr>
+            <w:tcW w:type="dxa" w:w="4873"/>
+          </w:tcPr>
+          <w:p>
+            <w:r>
+              <w:rPr>
+                <w:sz w:val="17"/>
+              </w:rPr>
+              <w:t>channel chargeoff.exception.raised — a fundamentally different aggregation pattern (portfolio-wide amount comparison, not per-date count comparison) than the other three exception channels</w:t>
             </w:r>
           </w:p>
         </w:tc>
@@ -5902,7 +7204,7 @@
               <w:rPr>
                 <w:sz w:val="17"/>
               </w:rPr>
-              <w:t>LoanAccountChargedOff</w:t>
+              <w:t>LoanAccountChargedOff (loan.account.chargedoff)</w:t>
             </w:r>
           </w:p>
         </w:tc>
@@ -5915,7 +7217,7 @@
               <w:rPr>
                 <w:sz w:val="17"/>
               </w:rPr>
-              <w:t>LAS</w:t>
+              <w:t>AccountAdapter</w:t>
             </w:r>
           </w:p>
         </w:tc>
@@ -5928,7 +7230,7 @@
               <w:rPr>
                 <w:sz w:val="17"/>
               </w:rPr>
-              <w:t>CRM, BEOD, LAS-internal (CB-ACCR &amp; CB-DELINQ exclusion logic)</w:t>
+              <w:t>CRMAdapter, BatchEodAdapter</w:t>
             </w:r>
           </w:p>
         </w:tc>
@@ -5943,7 +7245,7 @@
               <w:rPr>
                 <w:sz w:val="17"/>
               </w:rPr>
-              <w:t>JournalEntryPosted (ChargeOff/Recovery)</w:t>
+              <w:t>JournalEntryPosted (gl.entry.posted, filtered PR-CHGOFF-01/02)</w:t>
             </w:r>
           </w:p>
         </w:tc>
@@ -5956,7 +7258,7 @@
               <w:rPr>
                 <w:sz w:val="17"/>
               </w:rPr>
-              <w:t>GL</w:t>
+              <w:t>GLPostingAdapter</w:t>
             </w:r>
           </w:p>
         </w:tc>
@@ -5969,7 +7271,48 @@
               <w:rPr>
                 <w:sz w:val="17"/>
               </w:rPr>
-              <w:t>LAS, BEOD</w:t>
+              <w:t>AccountAdapter, BatchEodAdapter</w:t>
+            </w:r>
+          </w:p>
+        </w:tc>
+      </w:tr>
+      <w:tr>
+        <w:tc>
+          <w:tcPr>
+            <w:tcW w:type="dxa" w:w="3249"/>
+          </w:tcPr>
+          <w:p>
+            <w:r>
+              <w:rPr>
+                <w:sz w:val="17"/>
+              </w:rPr>
+              <w:t>ChargeoffExceptionRaised (chargeoff.exception.raised)</w:t>
+            </w:r>
+          </w:p>
+        </w:tc>
+        <w:tc>
+          <w:tcPr>
+            <w:tcW w:type="dxa" w:w="3249"/>
+          </w:tcPr>
+          <w:p>
+            <w:r>
+              <w:rPr>
+                <w:sz w:val="17"/>
+              </w:rPr>
+              <w:t>BatchEodAdapter</w:t>
+            </w:r>
+          </w:p>
+        </w:tc>
+        <w:tc>
+          <w:tcPr>
+            <w:tcW w:type="dxa" w:w="3249"/>
+          </w:tcPr>
+          <w:p>
+            <w:r>
+              <w:rPr>
+                <w:sz w:val="17"/>
+              </w:rPr>
+              <w:t>Ops/Financial-Reporting (human)</w:t>
             </w:r>
           </w:p>
         </w:tc>
@@ -6141,7 +7484,7 @@
         <w:pStyle w:val="ListBullet"/>
       </w:pPr>
       <w:r>
-        <w:t>chargeoffReferenceId must retain a durable link to the upstream credit-policy approval artifact.</w:t>
+        <w:t>chargeoffDecisionReference must retain a durable link to the upstream credit-policy approval artifact — retained verbatim on PR-CHGOFF-01's metadata, not just AccountAPI's own ChargeOff record.</w:t>
       </w:r>
     </w:p>
     <w:p>
@@ -6149,7 +7492,15 @@
         <w:pStyle w:val="ListBullet"/>
       </w:pPr>
       <w:r>
-        <w:t>Reserve reconciliation aggregates across the entire portfolio against one GL control account — a different aggregation pattern than every other epic's per-account check; must be modeled distinctly in BEOD's job design.</w:t>
+        <w:t>Reserve reconciliation aggregates across the entire portfolio against one GL control account — a different aggregation pattern than every other epic's per-date, per-account check; this is why it needed a new GET /gl-accounts/{code}/balance capability rather than reusing gl.entry.posted alone.</w:t>
+      </w:r>
+    </w:p>
+    <w:p>
+      <w:pPr>
+        <w:pStyle w:val="ListBullet"/>
+      </w:pPr>
+      <w:r>
+        <w:t>No reversal endpoint exists for a Recovery — same class of open question as CB-PAYOFF's missing payoff-reversal flow.</w:t>
       </w:r>
     </w:p>
     <w:p>
@@ -6191,7 +7542,7 @@
           <w:rFonts w:ascii="Georgia" w:hAnsi="Georgia"/>
           <w:sz w:val="20"/>
         </w:rPr>
-        <w:t>LAS owns term-versioning and the conditional posting branch; GL posts only for balance-impacting modifications; CRM logs.</w:t>
+        <w:t>LAS (AccountAPI) owns term-versioning and the conditional posting branch; GL posts only for balance-impacting modifications; CRM logs.</w:t>
       </w:r>
     </w:p>
     <w:p>
@@ -6218,14 +7569,29 @@
           <w:color w:val="0F2A1F"/>
           <w:sz w:val="18"/>
         </w:rPr>
-        <w:t>LAS: POST /loan-accounts/{id}/modifications</w:t>
+        <w:t>AccountAPI: POST /loan-accounts/{id}/modifications</w:t>
       </w:r>
       <w:r>
         <w:rPr>
           <w:rFonts w:ascii="Georgia" w:hAnsi="Georgia"/>
           <w:sz w:val="19"/>
         </w:rPr>
-        <w:t xml:space="preserve"> (idempotent on modificationReferenceId) with new terms + effective date E — REQ-MOD-001, 005.</w:t>
+        <w:t xml:space="preserve"> (operationId </w:t>
+      </w:r>
+      <w:r>
+        <w:rPr>
+          <w:rFonts w:ascii="Consolas" w:hAnsi="Consolas"/>
+          <w:color w:val="0F2A1F"/>
+          <w:sz w:val="18"/>
+        </w:rPr>
+        <w:t>applyModification</w:t>
+      </w:r>
+      <w:r>
+        <w:rPr>
+          <w:rFonts w:ascii="Georgia" w:hAnsi="Georgia"/>
+          <w:sz w:val="19"/>
+        </w:rPr>
+        <w:t>, Idempotency-Key = modificationReferenceId) with new terms + effective date E — REQ-MOD-001, 005.</w:t>
       </w:r>
     </w:p>
     <w:p>
@@ -6237,7 +7603,7 @@
           <w:rFonts w:ascii="Georgia" w:hAnsi="Georgia"/>
           <w:sz w:val="19"/>
         </w:rPr>
-        <w:t>LAS appends immutable term version v_n+1 effective E; prior versions untouched — REQ-MOD-002.</w:t>
+        <w:t>AccountAPI appends immutable term version v_n+1 effective E; prior versions untouched — REQ-MOD-002.</w:t>
       </w:r>
     </w:p>
     <w:p>
@@ -6257,7 +7623,7 @@
           <w:rFonts w:ascii="Georgia" w:hAnsi="Georgia"/>
           <w:sz w:val="19"/>
         </w:rPr>
-        <w:t xml:space="preserve"> LAS → </w:t>
+        <w:t xml:space="preserve"> AccountAPI → </w:t>
       </w:r>
       <w:r>
         <w:rPr>
@@ -6265,7 +7631,7 @@
           <w:color w:val="0F2A1F"/>
           <w:sz w:val="18"/>
         </w:rPr>
-        <w:t>GL: POST /journal-entries</w:t>
+        <w:t>GLPostingAPI: POST /journal-entries</w:t>
       </w:r>
       <w:r>
         <w:rPr>
@@ -6287,7 +7653,37 @@
           <w:rFonts w:ascii="Georgia" w:hAnsi="Georgia"/>
           <w:sz w:val="19"/>
         </w:rPr>
-        <w:t xml:space="preserve"> (Dr LoanReceivable X / Cr InterestReceivable and/or FeeReceivable X) — REQ-MOD-003.</w:t>
+        <w:t xml:space="preserve"> (Dr LoanReceivable X / Cr InterestReceivable and/or FeeReceivable X, via a new </w:t>
+      </w:r>
+      <w:r>
+        <w:rPr>
+          <w:rFonts w:ascii="Consolas" w:hAnsi="Consolas"/>
+          <w:color w:val="0F2A1F"/>
+          <w:sz w:val="18"/>
+        </w:rPr>
+        <w:t>capitalization</w:t>
+      </w:r>
+      <w:r>
+        <w:rPr>
+          <w:rFonts w:ascii="Georgia" w:hAnsi="Georgia"/>
+          <w:sz w:val="19"/>
+        </w:rPr>
+        <w:t xml:space="preserve"> input shape — distinct from </w:t>
+      </w:r>
+      <w:r>
+        <w:rPr>
+          <w:rFonts w:ascii="Consolas" w:hAnsi="Consolas"/>
+          <w:color w:val="0F2A1F"/>
+          <w:sz w:val="18"/>
+        </w:rPr>
+        <w:t>allocation</w:t>
+      </w:r>
+      <w:r>
+        <w:rPr>
+          <w:rFonts w:ascii="Georgia" w:hAnsi="Georgia"/>
+          <w:sz w:val="19"/>
+        </w:rPr>
+        <w:t>, since principal is the debit here, not a third credit category) — REQ-MOD-003.</w:t>
       </w:r>
     </w:p>
     <w:p>
@@ -6307,7 +7703,7 @@
           <w:rFonts w:ascii="Georgia" w:hAnsi="Georgia"/>
           <w:sz w:val="19"/>
         </w:rPr>
-        <w:t xml:space="preserve"> no GL call is made — REQ-MOD-004; implemented as a true no-op, not a zero-amount journal entry (a zero-amount entry would still consume a sourceEventId and violate the “no false balance event” intent).</w:t>
+        <w:t xml:space="preserve"> no GL call is made — REQ-MOD-004; implemented as a true no-op, not a zero-amount journal entry.</w:t>
       </w:r>
     </w:p>
     <w:p>
@@ -6319,7 +7715,7 @@
           <w:rFonts w:ascii="Georgia" w:hAnsi="Georgia"/>
           <w:sz w:val="19"/>
         </w:rPr>
-        <w:t xml:space="preserve">LAS publishes LoanTermsModified → CRM (REQ-MOD-007), and exposes </w:t>
+        <w:t xml:space="preserve">AccountAPI publishes </w:t>
       </w:r>
       <w:r>
         <w:rPr>
@@ -6327,14 +7723,29 @@
           <w:color w:val="0F2A1F"/>
           <w:sz w:val="18"/>
         </w:rPr>
-        <w:t>GET /loan-accounts/{id}/term-versions?asOf=D</w:t>
+        <w:t>LoanTermsModified</w:t>
       </w:r>
       <w:r>
         <w:rPr>
           <w:rFonts w:ascii="Georgia" w:hAnsi="Georgia"/>
           <w:sz w:val="19"/>
         </w:rPr>
-        <w:t xml:space="preserve"> — the read CB-ACCR must switch to for resolving “most recent version effective ≤ D” (REQ-MOD-006).</w:t>
+        <w:t xml:space="preserve"> on </w:t>
+      </w:r>
+      <w:r>
+        <w:rPr>
+          <w:rFonts w:ascii="Consolas" w:hAnsi="Consolas"/>
+          <w:color w:val="0F2A1F"/>
+          <w:sz w:val="18"/>
+        </w:rPr>
+        <w:t>loan.terms.modified</w:t>
+      </w:r>
+      <w:r>
+        <w:rPr>
+          <w:rFonts w:ascii="Georgia" w:hAnsi="Georgia"/>
+          <w:sz w:val="19"/>
+        </w:rPr>
+        <w:t xml:space="preserve"> → CRM (REQ-MOD-007) — fires for BOTH branches, unlike this catalog's exception-queue events which fire for only one side of a decision.</w:t>
       </w:r>
     </w:p>
     <w:p>
@@ -6354,7 +7765,37 @@
           <w:rFonts w:ascii="Georgia" w:hAnsi="Georgia"/>
           <w:sz w:val="19"/>
         </w:rPr>
-        <w:t xml:space="preserve"> (full, unfiltered) serves the audit requirement — REQ-MOD-008.</w:t>
+        <w:t xml:space="preserve"> (full, unfiltered) serves the audit requirement — REQ-MOD-008. </w:t>
+      </w:r>
+      <w:r>
+        <w:rPr>
+          <w:rFonts w:ascii="Georgia" w:hAnsi="Georgia"/>
+          <w:b/>
+          <w:sz w:val="19"/>
+        </w:rPr>
+        <w:t>Split from the original single combined-endpoint design</w:t>
+      </w:r>
+      <w:r>
+        <w:rPr>
+          <w:rFonts w:ascii="Georgia" w:hAnsi="Georgia"/>
+          <w:sz w:val="19"/>
+        </w:rPr>
+        <w:t xml:space="preserve"> into two operations: this one for full history, and a second, </w:t>
+      </w:r>
+      <w:r>
+        <w:rPr>
+          <w:rFonts w:ascii="Consolas" w:hAnsi="Consolas"/>
+          <w:color w:val="0F2A1F"/>
+          <w:sz w:val="18"/>
+        </w:rPr>
+        <w:t>GET /loan-accounts/{id}/term-versions:effective?asOf=D</w:t>
+      </w:r>
+      <w:r>
+        <w:rPr>
+          <w:rFonts w:ascii="Georgia" w:hAnsi="Georgia"/>
+          <w:sz w:val="19"/>
+        </w:rPr>
+        <w:t>, for the single-version point-in-time resolution CB-ACCR's rate lookup performs internally (REQ-MOD-006).</w:t>
       </w:r>
     </w:p>
     <w:p>
@@ -6532,7 +7973,7 @@
               <w:rPr>
                 <w:sz w:val="17"/>
               </w:rPr>
-              <w:t>/specs/openapi/loan-account-subledger.yaml</w:t>
+              <w:t>specs/openapi/loan-account-subledger.yaml</w:t>
             </w:r>
           </w:p>
         </w:tc>
@@ -6545,7 +7986,7 @@
               <w:rPr>
                 <w:sz w:val="17"/>
               </w:rPr>
-              <w:t>add POST .../modifications, GET .../term-versions</w:t>
+              <w:t>POST .../modifications, GET /modifications/{id}, GET .../term-versions, GET .../term-versions:effective (split into two operations vs. the original single-endpoint design)</w:t>
             </w:r>
           </w:p>
         </w:tc>
@@ -6560,7 +8001,7 @@
               <w:rPr>
                 <w:sz w:val="17"/>
               </w:rPr>
-              <w:t>/specs/openapi/gl-posting-engine.yaml</w:t>
+              <w:t>specs/openapi/gl-posting-engine.yaml</w:t>
             </w:r>
           </w:p>
         </w:tc>
@@ -6573,7 +8014,7 @@
               <w:rPr>
                 <w:sz w:val="17"/>
               </w:rPr>
-              <w:t>register PR-MOD-01</w:t>
+              <w:t>register PR-MOD-01; NEW Capitalization schema/oneOf branch on PostJournalEntryRequest (3-way exclusive choice with amount/allocation)</w:t>
             </w:r>
           </w:p>
         </w:tc>
@@ -6588,7 +8029,7 @@
               <w:rPr>
                 <w:sz w:val="17"/>
               </w:rPr>
-              <w:t>/specs/asyncapi/loan-account-subledger-events.yaml</w:t>
+              <w:t>specs/asyncapi/loan-account-subledger-events.yaml</w:t>
             </w:r>
           </w:p>
         </w:tc>
@@ -6601,7 +8042,7 @@
               <w:rPr>
                 <w:sz w:val="17"/>
               </w:rPr>
-              <w:t>new channel loan.terms.modified.v1</w:t>
+              <w:t>channel loan.terms.modified (renamed from loan.terms.modified.v1)</w:t>
             </w:r>
           </w:p>
         </w:tc>
@@ -6686,7 +8127,7 @@
               <w:rPr>
                 <w:sz w:val="17"/>
               </w:rPr>
-              <w:t>LoanTermsModified</w:t>
+              <w:t>LoanTermsModified (loan.terms.modified)</w:t>
             </w:r>
           </w:p>
         </w:tc>
@@ -6699,7 +8140,7 @@
               <w:rPr>
                 <w:sz w:val="17"/>
               </w:rPr>
-              <w:t>LAS</w:t>
+              <w:t>AccountAdapter</w:t>
             </w:r>
           </w:p>
         </w:tc>
@@ -6712,7 +8153,7 @@
               <w:rPr>
                 <w:sz w:val="17"/>
               </w:rPr>
-              <w:t>CRM, LAS-internal (CB-ACCR term-resolution)</w:t>
+              <w:t>CRMAdapter</w:t>
             </w:r>
           </w:p>
         </w:tc>
@@ -6727,7 +8168,7 @@
               <w:rPr>
                 <w:sz w:val="17"/>
               </w:rPr>
-              <w:t>JournalEntryPosted (Modification)</w:t>
+              <w:t>JournalEntryPosted (gl.entry.posted, filtered PR-MOD-01)</w:t>
             </w:r>
           </w:p>
         </w:tc>
@@ -6740,7 +8181,7 @@
               <w:rPr>
                 <w:sz w:val="17"/>
               </w:rPr>
-              <w:t>GL</w:t>
+              <w:t>GLPostingAdapter</w:t>
             </w:r>
           </w:p>
         </w:tc>
@@ -6753,7 +8194,7 @@
               <w:rPr>
                 <w:sz w:val="17"/>
               </w:rPr>
-              <w:t>LAS, BEOD — fires only for Branch A</w:t>
+              <w:t>AccountAdapter, BatchEodAdapter — fires only for Branch A</w:t>
             </w:r>
           </w:p>
         </w:tc>
@@ -6987,7 +8428,15 @@
         <w:pStyle w:val="ListBullet"/>
       </w:pPr>
       <w:r>
-        <w:t>Breaking-change dependency: CB-MOD changes what CB-ACCR reads (a single static rate record → a versioned lookup); sequence delivery so CB-MOD's read API ships and is validated before CB-ACCR is cut over to consume it.</w:t>
+        <w:t>Breaking-change dependency: CB-MOD changes what CB-ACCR reads (a single static rate record → a versioned lookup); this dependency shipped correctly — CB-ACCR's runDailyAccrual description now explicitly references the effective-dated resolution.</w:t>
+      </w:r>
+    </w:p>
+    <w:p>
+      <w:pPr>
+        <w:pStyle w:val="ListBullet"/>
+      </w:pPr>
+      <w:r>
+        <w:t>[Bug caught during implementation] The first draft of Modification.capitalizedAmount combined a nullable outer type with allOf-referencing Money, which is a genuine schema contradiction (Money's own type:object constraint would reject null under allOf regardless of the outer type union). Fixed to oneOf[Money, null] and verified against real payloads — see specs/CHANGELOG.md.</w:t>
       </w:r>
     </w:p>
     <w:p>
@@ -7020,7 +8469,7 @@
           <w:i w:val="0"/>
           <w:sz w:val="20"/>
         </w:rPr>
-        <w:t>Three epics — CB-DELINQ (Non-Accrual flag), CB-CHARGEOFF (Charged-Off flag), and CB-MOD (term-version lookup) — all modify what CB-ACCR reads at daily-batch time. None of this is a scope problem, but the BEOD DAG and LAS's internal read contracts need explicit sequencing: CB-DELINQ and CB-CHARGEOFF's flag updates must run before CB-ACCR's eligibility query in the daily batch order, and CB-MOD's term-version read API must ship and be validated before CB-ACCR is cut over to consume it instead of a single static rate record. This is a build-order constraint for engineering, not a scope gap.</w:t>
+        <w:t>Three epics — CB-DELINQ (Non-Accrual flag), CB-CHARGEOFF (Charged-Off status), and CB-MOD (term-version lookup) — all modify what CB-ACCR reads at daily-batch time, and all three resolve as same-service internal reads inside AccountAPI, not cross-service event subscriptions — CB-ACCR does not subscribe to loan.nonaccrual.flagged or loan.account.chargedoff to drive its own eligibility logic; those events exist for BatchEodAdapter visibility only. None of this is a scope problem, but the BEOD DAG needs explicit sequencing: CB-DELINQ and CB-CHARGEOFF's status updates must run before CB-ACCR's eligibility query in the daily batch order, and CB-MOD's term-version data must exist before CB-ACCR's rate resolution runs against it. This is a build-order constraint for engineering, not a scope gap — and it shipped correctly: runDailyAccrual's implemented description references all three dependencies explicitly.</w:t>
       </w:r>
     </w:p>
     <w:p>
@@ -7541,7 +8990,7 @@
               <w:rPr>
                 <w:sz w:val="17"/>
               </w:rPr>
-              <w:t>Dr Cash/Nostro / Cr LoanReceivable + InterestReceivable (zeroing both)</w:t>
+              <w:t>Dr Cash/Nostro / Cr LoanReceivable + InterestReceivable (zeroing both, via allocation)</w:t>
             </w:r>
           </w:p>
         </w:tc>
@@ -7554,7 +9003,7 @@
               <w:rPr>
                 <w:sz w:val="17"/>
               </w:rPr>
-              <w:t>payoff payment matching a valid, unexpired quote</w:t>
+              <w:t>payoff payment matching a valid, unexpired quote, processed through receiveRepaymentNotification</w:t>
             </w:r>
           </w:p>
         </w:tc>
@@ -7821,7 +9270,7 @@
               <w:rPr>
                 <w:sz w:val="17"/>
               </w:rPr>
-              <w:t>LoanAccountBooked</w:t>
+              <w:t>LoanAccountBooked (loan.account.booked)</w:t>
             </w:r>
           </w:p>
         </w:tc>
@@ -7847,7 +9296,7 @@
               <w:rPr>
                 <w:sz w:val="17"/>
               </w:rPr>
-              <w:t>LAS</w:t>
+              <w:t>AccountAdapter</w:t>
             </w:r>
           </w:p>
         </w:tc>
@@ -7860,7 +9309,7 @@
               <w:rPr>
                 <w:sz w:val="17"/>
               </w:rPr>
-              <w:t>CRM, BEOD</w:t>
+              <w:t>CRMAdapter, BatchEodAdapter</w:t>
             </w:r>
           </w:p>
         </w:tc>
@@ -7875,7 +9324,7 @@
               <w:rPr>
                 <w:sz w:val="17"/>
               </w:rPr>
-              <w:t>JournalEntryPosted (Disbursement)</w:t>
+              <w:t>LoanBookingRejected (loan.booking.rejected)</w:t>
             </w:r>
           </w:p>
         </w:tc>
@@ -7888,7 +9337,7 @@
               <w:rPr>
                 <w:sz w:val="17"/>
               </w:rPr>
-              <w:t>CB-DISB</w:t>
+              <w:t>CB-BOOK</w:t>
             </w:r>
           </w:p>
         </w:tc>
@@ -7901,7 +9350,7 @@
               <w:rPr>
                 <w:sz w:val="17"/>
               </w:rPr>
-              <w:t>GL</w:t>
+              <w:t>AccountAdapter</w:t>
             </w:r>
           </w:p>
         </w:tc>
@@ -7914,7 +9363,7 @@
               <w:rPr>
                 <w:sz w:val="17"/>
               </w:rPr>
-              <w:t>LAS, BEOD</w:t>
+              <w:t>BatchEodAdapter</w:t>
             </w:r>
           </w:p>
         </w:tc>
@@ -7929,7 +9378,7 @@
               <w:rPr>
                 <w:sz w:val="17"/>
               </w:rPr>
-              <w:t>PaymentExecuted / PaymentFailed</w:t>
+              <w:t>JournalEntryPosted (gl.entry.posted, filtered PR-DISB-*)</w:t>
             </w:r>
           </w:p>
         </w:tc>
@@ -7955,7 +9404,7 @@
               <w:rPr>
                 <w:sz w:val="17"/>
               </w:rPr>
-              <w:t>PAY</w:t>
+              <w:t>GLPostingAdapter</w:t>
             </w:r>
           </w:p>
         </w:tc>
@@ -7968,7 +9417,7 @@
               <w:rPr>
                 <w:sz w:val="17"/>
               </w:rPr>
-              <w:t>LAS</w:t>
+              <w:t>AccountAdapter, BatchEodAdapter</w:t>
             </w:r>
           </w:p>
         </w:tc>
@@ -7983,7 +9432,7 @@
               <w:rPr>
                 <w:sz w:val="17"/>
               </w:rPr>
-              <w:t>LoanAccountDisbursed</w:t>
+              <w:t>PaymentDisbursementConfirmed / PaymentDisbursementFailed</w:t>
             </w:r>
           </w:p>
         </w:tc>
@@ -8009,7 +9458,7 @@
               <w:rPr>
                 <w:sz w:val="17"/>
               </w:rPr>
-              <w:t>LAS</w:t>
+              <w:t>PaymentAdapter</w:t>
             </w:r>
           </w:p>
         </w:tc>
@@ -8022,7 +9471,7 @@
               <w:rPr>
                 <w:sz w:val="17"/>
               </w:rPr>
-              <w:t>CRM, BEOD</w:t>
+              <w:t>AccountAdapter</w:t>
             </w:r>
           </w:p>
         </w:tc>
@@ -8037,7 +9486,7 @@
               <w:rPr>
                 <w:sz w:val="17"/>
               </w:rPr>
-              <w:t>JournalEntryPosted (Accrual)</w:t>
+              <w:t>LoanAccountDisbursed</w:t>
             </w:r>
           </w:p>
         </w:tc>
@@ -8050,7 +9499,7 @@
               <w:rPr>
                 <w:sz w:val="17"/>
               </w:rPr>
-              <w:t>CB-ACCR</w:t>
+              <w:t>CB-DISB</w:t>
             </w:r>
           </w:p>
         </w:tc>
@@ -8063,7 +9512,7 @@
               <w:rPr>
                 <w:sz w:val="17"/>
               </w:rPr>
-              <w:t>GL</w:t>
+              <w:t>AccountAdapter</w:t>
             </w:r>
           </w:p>
         </w:tc>
@@ -8076,7 +9525,7 @@
               <w:rPr>
                 <w:sz w:val="17"/>
               </w:rPr>
-              <w:t>BEOD</w:t>
+              <w:t>CRMAdapter, BatchEodAdapter</w:t>
             </w:r>
           </w:p>
         </w:tc>
@@ -8091,7 +9540,7 @@
               <w:rPr>
                 <w:sz w:val="17"/>
               </w:rPr>
-              <w:t>AccrualExceptionRaised</w:t>
+              <w:t>JournalEntryPosted (gl.entry.posted, filtered PR-ACCR-01)</w:t>
             </w:r>
           </w:p>
         </w:tc>
@@ -8117,7 +9566,7 @@
               <w:rPr>
                 <w:sz w:val="17"/>
               </w:rPr>
-              <w:t>BEOD</w:t>
+              <w:t>GLPostingAdapter</w:t>
             </w:r>
           </w:p>
         </w:tc>
@@ -8130,7 +9579,7 @@
               <w:rPr>
                 <w:sz w:val="17"/>
               </w:rPr>
-              <w:t>Ops/BEOD dashboard</w:t>
+              <w:t>BatchEodAdapter</w:t>
             </w:r>
           </w:p>
         </w:tc>
@@ -8145,7 +9594,7 @@
               <w:rPr>
                 <w:sz w:val="17"/>
               </w:rPr>
-              <w:t>PaymentReceived</w:t>
+              <w:t>AccrualExceptionRaised (accrual.exception.raised)</w:t>
             </w:r>
           </w:p>
         </w:tc>
@@ -8158,7 +9607,7 @@
               <w:rPr>
                 <w:sz w:val="17"/>
               </w:rPr>
-              <w:t>CB-REPAY</w:t>
+              <w:t>CB-ACCR</w:t>
             </w:r>
           </w:p>
         </w:tc>
@@ -8171,7 +9620,7 @@
               <w:rPr>
                 <w:sz w:val="17"/>
               </w:rPr>
-              <w:t>PAY</w:t>
+              <w:t>BatchEodAdapter</w:t>
             </w:r>
           </w:p>
         </w:tc>
@@ -8184,7 +9633,7 @@
               <w:rPr>
                 <w:sz w:val="17"/>
               </w:rPr>
-              <w:t>LAS</w:t>
+              <w:t>Ops/Financial-Reporting (human, not a module — see x-consumers: [] in the AsyncAPI file)</w:t>
             </w:r>
           </w:p>
         </w:tc>
@@ -8199,7 +9648,7 @@
               <w:rPr>
                 <w:sz w:val="17"/>
               </w:rPr>
-              <w:t>PaymentUnmatched</w:t>
+              <w:t>PaymentInboundReceived (payment.inbound.received)</w:t>
             </w:r>
           </w:p>
         </w:tc>
@@ -8225,7 +9674,7 @@
               <w:rPr>
                 <w:sz w:val="17"/>
               </w:rPr>
-              <w:t>LAS</w:t>
+              <w:t>PaymentAdapter</w:t>
             </w:r>
           </w:p>
         </w:tc>
@@ -8238,7 +9687,7 @@
               <w:rPr>
                 <w:sz w:val="17"/>
               </w:rPr>
-              <w:t>BEOD</w:t>
+              <w:t>BatchEodAdapter (observability only — no longer drives AccountAdapter processing)</w:t>
             </w:r>
           </w:p>
         </w:tc>
@@ -8253,7 +9702,7 @@
               <w:rPr>
                 <w:sz w:val="17"/>
               </w:rPr>
-              <w:t>LoanRepaymentPosted</w:t>
+              <w:t>PaymentMatchFailed (payment.match.failed)</w:t>
             </w:r>
           </w:p>
         </w:tc>
@@ -8279,7 +9728,7 @@
               <w:rPr>
                 <w:sz w:val="17"/>
               </w:rPr>
-              <w:t>LAS</w:t>
+              <w:t>AccountAdapter</w:t>
             </w:r>
           </w:p>
         </w:tc>
@@ -8292,7 +9741,7 @@
               <w:rPr>
                 <w:sz w:val="17"/>
               </w:rPr>
-              <w:t>CRM</w:t>
+              <w:t>BatchEodAdapter</w:t>
             </w:r>
           </w:p>
         </w:tc>
@@ -8307,7 +9756,7 @@
               <w:rPr>
                 <w:sz w:val="17"/>
               </w:rPr>
-              <w:t>DelinquencyStatusChanged</w:t>
+              <w:t>LoanRepaymentPosted (loan.repayment.posted)</w:t>
             </w:r>
           </w:p>
         </w:tc>
@@ -8320,7 +9769,7 @@
               <w:rPr>
                 <w:sz w:val="17"/>
               </w:rPr>
-              <w:t>CB-DELINQ</w:t>
+              <w:t>CB-REPAY</w:t>
             </w:r>
           </w:p>
         </w:tc>
@@ -8333,7 +9782,7 @@
               <w:rPr>
                 <w:sz w:val="17"/>
               </w:rPr>
-              <w:t>LAS</w:t>
+              <w:t>AccountAdapter</w:t>
             </w:r>
           </w:p>
         </w:tc>
@@ -8346,7 +9795,7 @@
               <w:rPr>
                 <w:sz w:val="17"/>
               </w:rPr>
-              <w:t>CRM</w:t>
+              <w:t>CRMAdapter</w:t>
             </w:r>
           </w:p>
         </w:tc>
@@ -8361,7 +9810,7 @@
               <w:rPr>
                 <w:sz w:val="17"/>
               </w:rPr>
-              <w:t>LoanAccountNonAccrualFlagged</w:t>
+              <w:t>RepaymentExceptionRaised (repayment.exception.raised)</w:t>
             </w:r>
           </w:p>
         </w:tc>
@@ -8374,7 +9823,7 @@
               <w:rPr>
                 <w:sz w:val="17"/>
               </w:rPr>
-              <w:t>CB-DELINQ</w:t>
+              <w:t>CB-REPAY</w:t>
             </w:r>
           </w:p>
         </w:tc>
@@ -8387,7 +9836,7 @@
               <w:rPr>
                 <w:sz w:val="17"/>
               </w:rPr>
-              <w:t>LAS</w:t>
+              <w:t>BatchEodAdapter</w:t>
             </w:r>
           </w:p>
         </w:tc>
@@ -8400,7 +9849,7 @@
               <w:rPr>
                 <w:sz w:val="17"/>
               </w:rPr>
-              <w:t>LAS-internal (Accrual eligibility, CB-ACCR), BEOD</w:t>
+              <w:t>Ops/Financial-Reporting (human)</w:t>
             </w:r>
           </w:p>
         </w:tc>
@@ -8415,7 +9864,7 @@
               <w:rPr>
                 <w:sz w:val="17"/>
               </w:rPr>
-              <w:t>LoanAccountClosed</w:t>
+              <w:t>DelinquencyStatusChanged (delinquency.status.changed)</w:t>
             </w:r>
           </w:p>
         </w:tc>
@@ -8428,7 +9877,7 @@
               <w:rPr>
                 <w:sz w:val="17"/>
               </w:rPr>
-              <w:t>CB-PAYOFF</w:t>
+              <w:t>CB-DELINQ</w:t>
             </w:r>
           </w:p>
         </w:tc>
@@ -8441,7 +9890,7 @@
               <w:rPr>
                 <w:sz w:val="17"/>
               </w:rPr>
-              <w:t>LAS</w:t>
+              <w:t>AccountAdapter</w:t>
             </w:r>
           </w:p>
         </w:tc>
@@ -8454,7 +9903,7 @@
               <w:rPr>
                 <w:sz w:val="17"/>
               </w:rPr>
-              <w:t>CRM, BEOD</w:t>
+              <w:t>CRMAdapter</w:t>
             </w:r>
           </w:p>
         </w:tc>
@@ -8469,7 +9918,7 @@
               <w:rPr>
                 <w:sz w:val="17"/>
               </w:rPr>
-              <w:t>JournalEntryPosted (Payoff)</w:t>
+              <w:t>LoanNonAccrualFlagged (loan.nonaccrual.flagged)</w:t>
             </w:r>
           </w:p>
         </w:tc>
@@ -8482,7 +9931,7 @@
               <w:rPr>
                 <w:sz w:val="17"/>
               </w:rPr>
-              <w:t>CB-PAYOFF</w:t>
+              <w:t>CB-DELINQ</w:t>
             </w:r>
           </w:p>
         </w:tc>
@@ -8495,7 +9944,7 @@
               <w:rPr>
                 <w:sz w:val="17"/>
               </w:rPr>
-              <w:t>GL</w:t>
+              <w:t>AccountAdapter</w:t>
             </w:r>
           </w:p>
         </w:tc>
@@ -8508,7 +9957,7 @@
               <w:rPr>
                 <w:sz w:val="17"/>
               </w:rPr>
-              <w:t>LAS, BEOD</w:t>
+              <w:t>BatchEodAdapter (visibility only — CB-ACCR reads the flag same-service, not via this event)</w:t>
             </w:r>
           </w:p>
         </w:tc>
@@ -8523,7 +9972,7 @@
               <w:rPr>
                 <w:sz w:val="17"/>
               </w:rPr>
-              <w:t>LoanAccountChargedOff</w:t>
+              <w:t>DelinquencyExceptionRaised (delinquency.exception.raised)</w:t>
             </w:r>
           </w:p>
         </w:tc>
@@ -8536,7 +9985,7 @@
               <w:rPr>
                 <w:sz w:val="17"/>
               </w:rPr>
-              <w:t>CB-CHARGEOFF</w:t>
+              <w:t>CB-DELINQ</w:t>
             </w:r>
           </w:p>
         </w:tc>
@@ -8549,7 +9998,7 @@
               <w:rPr>
                 <w:sz w:val="17"/>
               </w:rPr>
-              <w:t>LAS</w:t>
+              <w:t>BatchEodAdapter</w:t>
             </w:r>
           </w:p>
         </w:tc>
@@ -8562,7 +10011,7 @@
               <w:rPr>
                 <w:sz w:val="17"/>
               </w:rPr>
-              <w:t>CRM, BEOD, LAS-internal (CB-ACCR &amp; CB-DELINQ exclusion logic)</w:t>
+              <w:t>Ops/Financial-Reporting (human)</w:t>
             </w:r>
           </w:p>
         </w:tc>
@@ -8577,7 +10026,7 @@
               <w:rPr>
                 <w:sz w:val="17"/>
               </w:rPr>
-              <w:t>JournalEntryPosted (ChargeOff/Recovery)</w:t>
+              <w:t>LoanAccountClosed (loan.account.closed)</w:t>
             </w:r>
           </w:p>
         </w:tc>
@@ -8590,7 +10039,7 @@
               <w:rPr>
                 <w:sz w:val="17"/>
               </w:rPr>
-              <w:t>CB-CHARGEOFF</w:t>
+              <w:t>CB-PAYOFF</w:t>
             </w:r>
           </w:p>
         </w:tc>
@@ -8603,7 +10052,7 @@
               <w:rPr>
                 <w:sz w:val="17"/>
               </w:rPr>
-              <w:t>GL</w:t>
+              <w:t>AccountAdapter</w:t>
             </w:r>
           </w:p>
         </w:tc>
@@ -8616,7 +10065,7 @@
               <w:rPr>
                 <w:sz w:val="17"/>
               </w:rPr>
-              <w:t>LAS, BEOD</w:t>
+              <w:t>CRMAdapter, BatchEodAdapter</w:t>
             </w:r>
           </w:p>
         </w:tc>
@@ -8631,7 +10080,7 @@
               <w:rPr>
                 <w:sz w:val="17"/>
               </w:rPr>
-              <w:t>LoanTermsModified</w:t>
+              <w:t>JournalEntryPosted (gl.entry.posted, filtered PR-PAYOFF-01)</w:t>
             </w:r>
           </w:p>
         </w:tc>
@@ -8644,7 +10093,7 @@
               <w:rPr>
                 <w:sz w:val="17"/>
               </w:rPr>
-              <w:t>CB-MOD</w:t>
+              <w:t>CB-PAYOFF</w:t>
             </w:r>
           </w:p>
         </w:tc>
@@ -8657,7 +10106,7 @@
               <w:rPr>
                 <w:sz w:val="17"/>
               </w:rPr>
-              <w:t>LAS</w:t>
+              <w:t>GLPostingAdapter</w:t>
             </w:r>
           </w:p>
         </w:tc>
@@ -8670,7 +10119,7 @@
               <w:rPr>
                 <w:sz w:val="17"/>
               </w:rPr>
-              <w:t>CRM, LAS-internal (CB-ACCR term-resolution)</w:t>
+              <w:t>AccountAdapter, BatchEodAdapter</w:t>
             </w:r>
           </w:p>
         </w:tc>
@@ -8685,7 +10134,7 @@
               <w:rPr>
                 <w:sz w:val="17"/>
               </w:rPr>
-              <w:t>JournalEntryPosted (Modification)</w:t>
+              <w:t>PayoffExceptionRaised (payoff.exception.raised)</w:t>
             </w:r>
           </w:p>
         </w:tc>
@@ -8698,6 +10147,222 @@
               <w:rPr>
                 <w:sz w:val="17"/>
               </w:rPr>
+              <w:t>CB-PAYOFF</w:t>
+            </w:r>
+          </w:p>
+        </w:tc>
+        <w:tc>
+          <w:tcPr>
+            <w:tcW w:type="dxa" w:w="2436"/>
+          </w:tcPr>
+          <w:p>
+            <w:r>
+              <w:rPr>
+                <w:sz w:val="17"/>
+              </w:rPr>
+              <w:t>BatchEodAdapter</w:t>
+            </w:r>
+          </w:p>
+        </w:tc>
+        <w:tc>
+          <w:tcPr>
+            <w:tcW w:type="dxa" w:w="2436"/>
+          </w:tcPr>
+          <w:p>
+            <w:r>
+              <w:rPr>
+                <w:sz w:val="17"/>
+              </w:rPr>
+              <w:t>Ops/Financial-Reporting (human)</w:t>
+            </w:r>
+          </w:p>
+        </w:tc>
+      </w:tr>
+      <w:tr>
+        <w:tc>
+          <w:tcPr>
+            <w:tcW w:type="dxa" w:w="2436"/>
+          </w:tcPr>
+          <w:p>
+            <w:r>
+              <w:rPr>
+                <w:sz w:val="17"/>
+              </w:rPr>
+              <w:t>LoanAccountChargedOff (loan.account.chargedoff)</w:t>
+            </w:r>
+          </w:p>
+        </w:tc>
+        <w:tc>
+          <w:tcPr>
+            <w:tcW w:type="dxa" w:w="2436"/>
+          </w:tcPr>
+          <w:p>
+            <w:r>
+              <w:rPr>
+                <w:sz w:val="17"/>
+              </w:rPr>
+              <w:t>CB-CHARGEOFF</w:t>
+            </w:r>
+          </w:p>
+        </w:tc>
+        <w:tc>
+          <w:tcPr>
+            <w:tcW w:type="dxa" w:w="2436"/>
+          </w:tcPr>
+          <w:p>
+            <w:r>
+              <w:rPr>
+                <w:sz w:val="17"/>
+              </w:rPr>
+              <w:t>AccountAdapter</w:t>
+            </w:r>
+          </w:p>
+        </w:tc>
+        <w:tc>
+          <w:tcPr>
+            <w:tcW w:type="dxa" w:w="2436"/>
+          </w:tcPr>
+          <w:p>
+            <w:r>
+              <w:rPr>
+                <w:sz w:val="17"/>
+              </w:rPr>
+              <w:t>CRMAdapter, BatchEodAdapter</w:t>
+            </w:r>
+          </w:p>
+        </w:tc>
+      </w:tr>
+      <w:tr>
+        <w:tc>
+          <w:tcPr>
+            <w:tcW w:type="dxa" w:w="2436"/>
+          </w:tcPr>
+          <w:p>
+            <w:r>
+              <w:rPr>
+                <w:sz w:val="17"/>
+              </w:rPr>
+              <w:t>JournalEntryPosted (gl.entry.posted, filtered PR-CHGOFF-01/02)</w:t>
+            </w:r>
+          </w:p>
+        </w:tc>
+        <w:tc>
+          <w:tcPr>
+            <w:tcW w:type="dxa" w:w="2436"/>
+          </w:tcPr>
+          <w:p>
+            <w:r>
+              <w:rPr>
+                <w:sz w:val="17"/>
+              </w:rPr>
+              <w:t>CB-CHARGEOFF</w:t>
+            </w:r>
+          </w:p>
+        </w:tc>
+        <w:tc>
+          <w:tcPr>
+            <w:tcW w:type="dxa" w:w="2436"/>
+          </w:tcPr>
+          <w:p>
+            <w:r>
+              <w:rPr>
+                <w:sz w:val="17"/>
+              </w:rPr>
+              <w:t>GLPostingAdapter</w:t>
+            </w:r>
+          </w:p>
+        </w:tc>
+        <w:tc>
+          <w:tcPr>
+            <w:tcW w:type="dxa" w:w="2436"/>
+          </w:tcPr>
+          <w:p>
+            <w:r>
+              <w:rPr>
+                <w:sz w:val="17"/>
+              </w:rPr>
+              <w:t>AccountAdapter, BatchEodAdapter</w:t>
+            </w:r>
+          </w:p>
+        </w:tc>
+      </w:tr>
+      <w:tr>
+        <w:tc>
+          <w:tcPr>
+            <w:tcW w:type="dxa" w:w="2436"/>
+          </w:tcPr>
+          <w:p>
+            <w:r>
+              <w:rPr>
+                <w:sz w:val="17"/>
+              </w:rPr>
+              <w:t>ChargeoffExceptionRaised (chargeoff.exception.raised)</w:t>
+            </w:r>
+          </w:p>
+        </w:tc>
+        <w:tc>
+          <w:tcPr>
+            <w:tcW w:type="dxa" w:w="2436"/>
+          </w:tcPr>
+          <w:p>
+            <w:r>
+              <w:rPr>
+                <w:sz w:val="17"/>
+              </w:rPr>
+              <w:t>CB-CHARGEOFF</w:t>
+            </w:r>
+          </w:p>
+        </w:tc>
+        <w:tc>
+          <w:tcPr>
+            <w:tcW w:type="dxa" w:w="2436"/>
+          </w:tcPr>
+          <w:p>
+            <w:r>
+              <w:rPr>
+                <w:sz w:val="17"/>
+              </w:rPr>
+              <w:t>BatchEodAdapter</w:t>
+            </w:r>
+          </w:p>
+        </w:tc>
+        <w:tc>
+          <w:tcPr>
+            <w:tcW w:type="dxa" w:w="2436"/>
+          </w:tcPr>
+          <w:p>
+            <w:r>
+              <w:rPr>
+                <w:sz w:val="17"/>
+              </w:rPr>
+              <w:t>Ops/Financial-Reporting (human)</w:t>
+            </w:r>
+          </w:p>
+        </w:tc>
+      </w:tr>
+      <w:tr>
+        <w:tc>
+          <w:tcPr>
+            <w:tcW w:type="dxa" w:w="2436"/>
+          </w:tcPr>
+          <w:p>
+            <w:r>
+              <w:rPr>
+                <w:sz w:val="17"/>
+              </w:rPr>
+              <w:t>LoanTermsModified (loan.terms.modified)</w:t>
+            </w:r>
+          </w:p>
+        </w:tc>
+        <w:tc>
+          <w:tcPr>
+            <w:tcW w:type="dxa" w:w="2436"/>
+          </w:tcPr>
+          <w:p>
+            <w:r>
+              <w:rPr>
+                <w:sz w:val="17"/>
+              </w:rPr>
               <w:t>CB-MOD</w:t>
             </w:r>
           </w:p>
@@ -8711,7 +10376,7 @@
               <w:rPr>
                 <w:sz w:val="17"/>
               </w:rPr>
-              <w:t>GL</w:t>
+              <w:t>AccountAdapter</w:t>
             </w:r>
           </w:p>
         </w:tc>
@@ -8724,7 +10389,61 @@
               <w:rPr>
                 <w:sz w:val="17"/>
               </w:rPr>
-              <w:t>LAS, BEOD — fires only for Branch A</w:t>
+              <w:t>CRMAdapter</w:t>
+            </w:r>
+          </w:p>
+        </w:tc>
+      </w:tr>
+      <w:tr>
+        <w:tc>
+          <w:tcPr>
+            <w:tcW w:type="dxa" w:w="2436"/>
+          </w:tcPr>
+          <w:p>
+            <w:r>
+              <w:rPr>
+                <w:sz w:val="17"/>
+              </w:rPr>
+              <w:t>JournalEntryPosted (gl.entry.posted, filtered PR-MOD-01)</w:t>
+            </w:r>
+          </w:p>
+        </w:tc>
+        <w:tc>
+          <w:tcPr>
+            <w:tcW w:type="dxa" w:w="2436"/>
+          </w:tcPr>
+          <w:p>
+            <w:r>
+              <w:rPr>
+                <w:sz w:val="17"/>
+              </w:rPr>
+              <w:t>CB-MOD</w:t>
+            </w:r>
+          </w:p>
+        </w:tc>
+        <w:tc>
+          <w:tcPr>
+            <w:tcW w:type="dxa" w:w="2436"/>
+          </w:tcPr>
+          <w:p>
+            <w:r>
+              <w:rPr>
+                <w:sz w:val="17"/>
+              </w:rPr>
+              <w:t>GLPostingAdapter</w:t>
+            </w:r>
+          </w:p>
+        </w:tc>
+        <w:tc>
+          <w:tcPr>
+            <w:tcW w:type="dxa" w:w="2436"/>
+          </w:tcPr>
+          <w:p>
+            <w:r>
+              <w:rPr>
+                <w:sz w:val="17"/>
+              </w:rPr>
+              <w:t>AccountAdapter, BatchEodAdapter — fires only for Branch A</w:t>
             </w:r>
           </w:p>
         </w:tc>

--- a/Loan_Ledger_Design_Doc.docx
+++ b/Loan_Ledger_Design_Doc.docx
@@ -489,7 +489,7 @@
           <w:i w:val="0"/>
           <w:sz w:val="20"/>
         </w:rPr>
-        <w:t>8 design notes · 49 interaction-sequence steps · 11 new posting rules · 33 spec-file changes · 22 domain events · 11 feature flags.</w:t>
+        <w:t>8 design notes · 49 interaction-sequence steps · 11 new posting rules · 43 spec-file changes · 24 domain events · 11 feature flags.</w:t>
       </w:r>
     </w:p>
     <w:p>
@@ -980,6 +980,34 @@
                 <w:sz w:val="17"/>
               </w:rPr>
               <w:t>POST /loan-accounts:book, GET /loan-accounts/{id}</w:t>
+            </w:r>
+          </w:p>
+        </w:tc>
+      </w:tr>
+      <w:tr>
+        <w:tc>
+          <w:tcPr>
+            <w:tcW w:type="dxa" w:w="4873"/>
+          </w:tcPr>
+          <w:p>
+            <w:r>
+              <w:rPr>
+                <w:sz w:val="17"/>
+              </w:rPr>
+              <w:t>specs/openapi/party-cif.yaml</w:t>
+            </w:r>
+          </w:p>
+        </w:tc>
+        <w:tc>
+          <w:tcPr>
+            <w:tcW w:type="dxa" w:w="4873"/>
+          </w:tcPr>
+          <w:p>
+            <w:r>
+              <w:rPr>
+                <w:sz w:val="17"/>
+              </w:rPr>
+              <w:t>GET /parties/{partyId} — read dependency for the party validation step</w:t>
             </w:r>
           </w:p>
         </w:tc>
@@ -1960,7 +1988,7 @@
               <w:rPr>
                 <w:sz w:val="17"/>
               </w:rPr>
-              <w:t>specs/openapi/gl-posting-engine.yaml</w:t>
+              <w:t>specs/openapi/party-cif.yaml</w:t>
             </w:r>
           </w:p>
         </w:tc>
@@ -1973,7 +2001,7 @@
               <w:rPr>
                 <w:sz w:val="17"/>
               </w:rPr>
-              <w:t>register PR-DISB-01, PR-DISB-02</w:t>
+              <w:t>GET /parties/{partyId} — read dependency for the party validation step</w:t>
             </w:r>
           </w:p>
         </w:tc>
@@ -1988,7 +2016,7 @@
               <w:rPr>
                 <w:sz w:val="17"/>
               </w:rPr>
-              <w:t>specs/openapi/payment-execution.yaml</w:t>
+              <w:t>specs/openapi/gl-posting-engine.yaml</w:t>
             </w:r>
           </w:p>
         </w:tc>
@@ -2001,7 +2029,7 @@
               <w:rPr>
                 <w:sz w:val="17"/>
               </w:rPr>
-              <w:t>POST /payment-instructions:disburse, GET /payment-instructions/{id}</w:t>
+              <w:t>register PR-DISB-01, PR-DISB-02</w:t>
             </w:r>
           </w:p>
         </w:tc>
@@ -2016,6 +2044,34 @@
               <w:rPr>
                 <w:sz w:val="17"/>
               </w:rPr>
+              <w:t>specs/openapi/payment-execution.yaml</w:t>
+            </w:r>
+          </w:p>
+        </w:tc>
+        <w:tc>
+          <w:tcPr>
+            <w:tcW w:type="dxa" w:w="4873"/>
+          </w:tcPr>
+          <w:p>
+            <w:r>
+              <w:rPr>
+                <w:sz w:val="17"/>
+              </w:rPr>
+              <w:t>POST /payment-instructions:disburse, GET /payment-instructions/{id}</w:t>
+            </w:r>
+          </w:p>
+        </w:tc>
+      </w:tr>
+      <w:tr>
+        <w:tc>
+          <w:tcPr>
+            <w:tcW w:type="dxa" w:w="4873"/>
+          </w:tcPr>
+          <w:p>
+            <w:r>
+              <w:rPr>
+                <w:sz w:val="17"/>
+              </w:rPr>
               <w:t>specs/asyncapi/payment-execution-events.yaml</w:t>
             </w:r>
           </w:p>
@@ -2030,6 +2086,62 @@
                 <w:sz w:val="17"/>
               </w:rPr>
               <w:t>channels payment.disbursement.confirmed, payment.disbursement.failed</w:t>
+            </w:r>
+          </w:p>
+        </w:tc>
+      </w:tr>
+      <w:tr>
+        <w:tc>
+          <w:tcPr>
+            <w:tcW w:type="dxa" w:w="4873"/>
+          </w:tcPr>
+          <w:p>
+            <w:r>
+              <w:rPr>
+                <w:sz w:val="17"/>
+              </w:rPr>
+              <w:t>specs/asyncapi/gl-posting-engine-events.yaml</w:t>
+            </w:r>
+          </w:p>
+        </w:tc>
+        <w:tc>
+          <w:tcPr>
+            <w:tcW w:type="dxa" w:w="4873"/>
+          </w:tcPr>
+          <w:p>
+            <w:r>
+              <w:rPr>
+                <w:sz w:val="17"/>
+              </w:rPr>
+              <w:t>shared gl.entry.posted channel, documenting PR-DISB-01/02</w:t>
+            </w:r>
+          </w:p>
+        </w:tc>
+      </w:tr>
+      <w:tr>
+        <w:tc>
+          <w:tcPr>
+            <w:tcW w:type="dxa" w:w="4873"/>
+          </w:tcPr>
+          <w:p>
+            <w:r>
+              <w:rPr>
+                <w:sz w:val="17"/>
+              </w:rPr>
+              <w:t>specs/asyncapi/loan-account-subledger-events.yaml</w:t>
+            </w:r>
+          </w:p>
+        </w:tc>
+        <w:tc>
+          <w:tcPr>
+            <w:tcW w:type="dxa" w:w="4873"/>
+          </w:tcPr>
+          <w:p>
+            <w:r>
+              <w:rPr>
+                <w:sz w:val="17"/>
+              </w:rPr>
+              <w:t>channel loan.account.disbursed</w:t>
             </w:r>
           </w:p>
         </w:tc>
@@ -2211,7 +2323,7 @@
               <w:rPr>
                 <w:sz w:val="17"/>
               </w:rPr>
-              <w:t>PaymentDisbursementConfirmed / PaymentDisbursementFailed</w:t>
+              <w:t>PaymentDisbursementConfirmed (payment.disbursement.confirmed) / PaymentDisbursementFailed (payment.disbursement.failed)</w:t>
             </w:r>
           </w:p>
         </w:tc>
@@ -2252,7 +2364,7 @@
               <w:rPr>
                 <w:sz w:val="17"/>
               </w:rPr>
-              <w:t>LoanAccountDisbursed</w:t>
+              <w:t>LoanAccountDisbursed (loan.account.disbursed)</w:t>
             </w:r>
           </w:p>
         </w:tc>
@@ -2914,6 +3026,34 @@
               <w:rPr>
                 <w:sz w:val="17"/>
               </w:rPr>
+              <w:t>specs/asyncapi/gl-posting-engine-events.yaml</w:t>
+            </w:r>
+          </w:p>
+        </w:tc>
+        <w:tc>
+          <w:tcPr>
+            <w:tcW w:type="dxa" w:w="4873"/>
+          </w:tcPr>
+          <w:p>
+            <w:r>
+              <w:rPr>
+                <w:sz w:val="17"/>
+              </w:rPr>
+              <w:t>shared gl.entry.posted channel, documenting PR-ACCR-01 and the runningBalanceAfter/metadata additions</w:t>
+            </w:r>
+          </w:p>
+        </w:tc>
+      </w:tr>
+      <w:tr>
+        <w:tc>
+          <w:tcPr>
+            <w:tcW w:type="dxa" w:w="4873"/>
+          </w:tcPr>
+          <w:p>
+            <w:r>
+              <w:rPr>
+                <w:sz w:val="17"/>
+              </w:rPr>
               <w:t>specs/asyncapi/batch-eod-events.yaml</w:t>
             </w:r>
           </w:p>
@@ -3948,6 +4088,34 @@
               <w:rPr>
                 <w:sz w:val="17"/>
               </w:rPr>
+              <w:t>specs/asyncapi/gl-posting-engine-events.yaml</w:t>
+            </w:r>
+          </w:p>
+        </w:tc>
+        <w:tc>
+          <w:tcPr>
+            <w:tcW w:type="dxa" w:w="4873"/>
+          </w:tcPr>
+          <w:p>
+            <w:r>
+              <w:rPr>
+                <w:sz w:val="17"/>
+              </w:rPr>
+              <w:t>shared gl.entry.posted channel, documenting PR-REPAY-01/02 — omitted from this epic's original design-note pass, confirmed present via the file's own x-req-ids (REQ-CB-REPAY-003)</w:t>
+            </w:r>
+          </w:p>
+        </w:tc>
+      </w:tr>
+      <w:tr>
+        <w:tc>
+          <w:tcPr>
+            <w:tcW w:type="dxa" w:w="4873"/>
+          </w:tcPr>
+          <w:p>
+            <w:r>
+              <w:rPr>
+                <w:sz w:val="17"/>
+              </w:rPr>
               <w:t>specs/asyncapi/batch-eod-events.yaml</w:t>
             </w:r>
           </w:p>
@@ -4073,6 +4241,47 @@
                 <w:sz w:val="17"/>
               </w:rPr>
               <w:t>BatchEodAdapter (observability only — no longer drives AccountAdapter processing)</w:t>
+            </w:r>
+          </w:p>
+        </w:tc>
+      </w:tr>
+      <w:tr>
+        <w:tc>
+          <w:tcPr>
+            <w:tcW w:type="dxa" w:w="3249"/>
+          </w:tcPr>
+          <w:p>
+            <w:r>
+              <w:rPr>
+                <w:sz w:val="17"/>
+              </w:rPr>
+              <w:t>JournalEntryPosted (gl.entry.posted, filtered PR-REPAY-01/02)</w:t>
+            </w:r>
+          </w:p>
+        </w:tc>
+        <w:tc>
+          <w:tcPr>
+            <w:tcW w:type="dxa" w:w="3249"/>
+          </w:tcPr>
+          <w:p>
+            <w:r>
+              <w:rPr>
+                <w:sz w:val="17"/>
+              </w:rPr>
+              <w:t>GLPostingAdapter</w:t>
+            </w:r>
+          </w:p>
+        </w:tc>
+        <w:tc>
+          <w:tcPr>
+            <w:tcW w:type="dxa" w:w="3249"/>
+          </w:tcPr>
+          <w:p>
+            <w:r>
+              <w:rPr>
+                <w:sz w:val="17"/>
+              </w:rPr>
+              <w:t>BatchEodAdapter — present in the shipped contract but missing from this epic's original domain-events table; added here to match</w:t>
             </w:r>
           </w:p>
         </w:tc>
@@ -5056,6 +5265,34 @@
               <w:rPr>
                 <w:sz w:val="17"/>
               </w:rPr>
+              <w:t>specs/asyncapi/gl-posting-engine-events.yaml</w:t>
+            </w:r>
+          </w:p>
+        </w:tc>
+        <w:tc>
+          <w:tcPr>
+            <w:tcW w:type="dxa" w:w="4873"/>
+          </w:tcPr>
+          <w:p>
+            <w:r>
+              <w:rPr>
+                <w:sz w:val="17"/>
+              </w:rPr>
+              <w:t>shared gl.entry.posted channel, documenting PR-DELINQ-01/02 — omitted from this epic's original design-note pass, confirmed present via the file's own x-req-ids (REQ-CB-DELINQ-002/007/008)</w:t>
+            </w:r>
+          </w:p>
+        </w:tc>
+      </w:tr>
+      <w:tr>
+        <w:tc>
+          <w:tcPr>
+            <w:tcW w:type="dxa" w:w="4873"/>
+          </w:tcPr>
+          <w:p>
+            <w:r>
+              <w:rPr>
+                <w:sz w:val="17"/>
+              </w:rPr>
               <w:t>specs/asyncapi/batch-eod-events.yaml</w:t>
             </w:r>
           </w:p>
@@ -5222,6 +5459,47 @@
                 <w:sz w:val="17"/>
               </w:rPr>
               <w:t>BatchEodAdapter (visibility only — CB-ACCR reads the flag same-service, not via this event)</w:t>
+            </w:r>
+          </w:p>
+        </w:tc>
+      </w:tr>
+      <w:tr>
+        <w:tc>
+          <w:tcPr>
+            <w:tcW w:type="dxa" w:w="3249"/>
+          </w:tcPr>
+          <w:p>
+            <w:r>
+              <w:rPr>
+                <w:sz w:val="17"/>
+              </w:rPr>
+              <w:t>JournalEntryPosted (gl.entry.posted, filtered PR-DELINQ-01/02)</w:t>
+            </w:r>
+          </w:p>
+        </w:tc>
+        <w:tc>
+          <w:tcPr>
+            <w:tcW w:type="dxa" w:w="3249"/>
+          </w:tcPr>
+          <w:p>
+            <w:r>
+              <w:rPr>
+                <w:sz w:val="17"/>
+              </w:rPr>
+              <w:t>GLPostingAdapter</w:t>
+            </w:r>
+          </w:p>
+        </w:tc>
+        <w:tc>
+          <w:tcPr>
+            <w:tcW w:type="dxa" w:w="3249"/>
+          </w:tcPr>
+          <w:p>
+            <w:r>
+              <w:rPr>
+                <w:sz w:val="17"/>
+              </w:rPr>
+              <w:t>BatchEodAdapter — present in the shipped contract but missing from this epic's original domain-events table; added here to match</w:t>
             </w:r>
           </w:p>
         </w:tc>
@@ -6031,6 +6309,34 @@
               <w:rPr>
                 <w:sz w:val="17"/>
               </w:rPr>
+              <w:t>specs/asyncapi/gl-posting-engine-events.yaml</w:t>
+            </w:r>
+          </w:p>
+        </w:tc>
+        <w:tc>
+          <w:tcPr>
+            <w:tcW w:type="dxa" w:w="4873"/>
+          </w:tcPr>
+          <w:p>
+            <w:r>
+              <w:rPr>
+                <w:sz w:val="17"/>
+              </w:rPr>
+              <w:t>shared gl.entry.posted channel, documenting PR-PAYOFF-01</w:t>
+            </w:r>
+          </w:p>
+        </w:tc>
+      </w:tr>
+      <w:tr>
+        <w:tc>
+          <w:tcPr>
+            <w:tcW w:type="dxa" w:w="4873"/>
+          </w:tcPr>
+          <w:p>
+            <w:r>
+              <w:rPr>
+                <w:sz w:val="17"/>
+              </w:rPr>
               <w:t>specs/asyncapi/loan-account-subledger-events.yaml</w:t>
             </w:r>
           </w:p>
@@ -7078,6 +7384,34 @@
               <w:rPr>
                 <w:sz w:val="17"/>
               </w:rPr>
+              <w:t>specs/asyncapi/gl-posting-engine-events.yaml</w:t>
+            </w:r>
+          </w:p>
+        </w:tc>
+        <w:tc>
+          <w:tcPr>
+            <w:tcW w:type="dxa" w:w="4873"/>
+          </w:tcPr>
+          <w:p>
+            <w:r>
+              <w:rPr>
+                <w:sz w:val="17"/>
+              </w:rPr>
+              <w:t>shared gl.entry.posted channel, documenting PR-CHGOFF-01/02</w:t>
+            </w:r>
+          </w:p>
+        </w:tc>
+      </w:tr>
+      <w:tr>
+        <w:tc>
+          <w:tcPr>
+            <w:tcW w:type="dxa" w:w="4873"/>
+          </w:tcPr>
+          <w:p>
+            <w:r>
+              <w:rPr>
+                <w:sz w:val="17"/>
+              </w:rPr>
               <w:t>specs/asyncapi/loan-account-subledger-events.yaml</w:t>
             </w:r>
           </w:p>
@@ -8029,6 +8363,34 @@
               <w:rPr>
                 <w:sz w:val="17"/>
               </w:rPr>
+              <w:t>specs/asyncapi/gl-posting-engine-events.yaml</w:t>
+            </w:r>
+          </w:p>
+        </w:tc>
+        <w:tc>
+          <w:tcPr>
+            <w:tcW w:type="dxa" w:w="4873"/>
+          </w:tcPr>
+          <w:p>
+            <w:r>
+              <w:rPr>
+                <w:sz w:val="17"/>
+              </w:rPr>
+              <w:t>shared gl.entry.posted channel, documenting PR-MOD-01 (fires only for Branch A)</w:t>
+            </w:r>
+          </w:p>
+        </w:tc>
+      </w:tr>
+      <w:tr>
+        <w:tc>
+          <w:tcPr>
+            <w:tcW w:type="dxa" w:w="4873"/>
+          </w:tcPr>
+          <w:p>
+            <w:r>
+              <w:rPr>
+                <w:sz w:val="17"/>
+              </w:rPr>
               <w:t>specs/asyncapi/loan-account-subledger-events.yaml</w:t>
             </w:r>
           </w:p>
@@ -9432,7 +9794,7 @@
               <w:rPr>
                 <w:sz w:val="17"/>
               </w:rPr>
-              <w:t>PaymentDisbursementConfirmed / PaymentDisbursementFailed</w:t>
+              <w:t>PaymentDisbursementConfirmed (payment.disbursement.confirmed) / PaymentDisbursementFailed (payment.disbursement.failed)</w:t>
             </w:r>
           </w:p>
         </w:tc>
@@ -9486,7 +9848,7 @@
               <w:rPr>
                 <w:sz w:val="17"/>
               </w:rPr>
-              <w:t>LoanAccountDisbursed</w:t>
+              <w:t>LoanAccountDisbursed (loan.account.disbursed)</w:t>
             </w:r>
           </w:p>
         </w:tc>
@@ -9702,7 +10064,7 @@
               <w:rPr>
                 <w:sz w:val="17"/>
               </w:rPr>
-              <w:t>PaymentMatchFailed (payment.match.failed)</w:t>
+              <w:t>JournalEntryPosted (gl.entry.posted, filtered PR-REPAY-01/02)</w:t>
             </w:r>
           </w:p>
         </w:tc>
@@ -9728,7 +10090,7 @@
               <w:rPr>
                 <w:sz w:val="17"/>
               </w:rPr>
-              <w:t>AccountAdapter</w:t>
+              <w:t>GLPostingAdapter</w:t>
             </w:r>
           </w:p>
         </w:tc>
@@ -9741,7 +10103,7 @@
               <w:rPr>
                 <w:sz w:val="17"/>
               </w:rPr>
-              <w:t>BatchEodAdapter</w:t>
+              <w:t>BatchEodAdapter — present in the shipped contract but missing from this epic's original domain-events table; added here to match</w:t>
             </w:r>
           </w:p>
         </w:tc>
@@ -9756,7 +10118,7 @@
               <w:rPr>
                 <w:sz w:val="17"/>
               </w:rPr>
-              <w:t>LoanRepaymentPosted (loan.repayment.posted)</w:t>
+              <w:t>PaymentMatchFailed (payment.match.failed)</w:t>
             </w:r>
           </w:p>
         </w:tc>
@@ -9795,7 +10157,7 @@
               <w:rPr>
                 <w:sz w:val="17"/>
               </w:rPr>
-              <w:t>CRMAdapter</w:t>
+              <w:t>BatchEodAdapter</w:t>
             </w:r>
           </w:p>
         </w:tc>
@@ -9810,7 +10172,7 @@
               <w:rPr>
                 <w:sz w:val="17"/>
               </w:rPr>
-              <w:t>RepaymentExceptionRaised (repayment.exception.raised)</w:t>
+              <w:t>LoanRepaymentPosted (loan.repayment.posted)</w:t>
             </w:r>
           </w:p>
         </w:tc>
@@ -9836,7 +10198,7 @@
               <w:rPr>
                 <w:sz w:val="17"/>
               </w:rPr>
-              <w:t>BatchEodAdapter</w:t>
+              <w:t>AccountAdapter</w:t>
             </w:r>
           </w:p>
         </w:tc>
@@ -9849,7 +10211,7 @@
               <w:rPr>
                 <w:sz w:val="17"/>
               </w:rPr>
-              <w:t>Ops/Financial-Reporting (human)</w:t>
+              <w:t>CRMAdapter</w:t>
             </w:r>
           </w:p>
         </w:tc>
@@ -9864,7 +10226,7 @@
               <w:rPr>
                 <w:sz w:val="17"/>
               </w:rPr>
-              <w:t>DelinquencyStatusChanged (delinquency.status.changed)</w:t>
+              <w:t>RepaymentExceptionRaised (repayment.exception.raised)</w:t>
             </w:r>
           </w:p>
         </w:tc>
@@ -9877,7 +10239,7 @@
               <w:rPr>
                 <w:sz w:val="17"/>
               </w:rPr>
-              <w:t>CB-DELINQ</w:t>
+              <w:t>CB-REPAY</w:t>
             </w:r>
           </w:p>
         </w:tc>
@@ -9890,7 +10252,7 @@
               <w:rPr>
                 <w:sz w:val="17"/>
               </w:rPr>
-              <w:t>AccountAdapter</w:t>
+              <w:t>BatchEodAdapter</w:t>
             </w:r>
           </w:p>
         </w:tc>
@@ -9903,7 +10265,7 @@
               <w:rPr>
                 <w:sz w:val="17"/>
               </w:rPr>
-              <w:t>CRMAdapter</w:t>
+              <w:t>Ops/Financial-Reporting (human)</w:t>
             </w:r>
           </w:p>
         </w:tc>
@@ -9918,6 +10280,60 @@
               <w:rPr>
                 <w:sz w:val="17"/>
               </w:rPr>
+              <w:t>DelinquencyStatusChanged (delinquency.status.changed)</w:t>
+            </w:r>
+          </w:p>
+        </w:tc>
+        <w:tc>
+          <w:tcPr>
+            <w:tcW w:type="dxa" w:w="2436"/>
+          </w:tcPr>
+          <w:p>
+            <w:r>
+              <w:rPr>
+                <w:sz w:val="17"/>
+              </w:rPr>
+              <w:t>CB-DELINQ</w:t>
+            </w:r>
+          </w:p>
+        </w:tc>
+        <w:tc>
+          <w:tcPr>
+            <w:tcW w:type="dxa" w:w="2436"/>
+          </w:tcPr>
+          <w:p>
+            <w:r>
+              <w:rPr>
+                <w:sz w:val="17"/>
+              </w:rPr>
+              <w:t>AccountAdapter</w:t>
+            </w:r>
+          </w:p>
+        </w:tc>
+        <w:tc>
+          <w:tcPr>
+            <w:tcW w:type="dxa" w:w="2436"/>
+          </w:tcPr>
+          <w:p>
+            <w:r>
+              <w:rPr>
+                <w:sz w:val="17"/>
+              </w:rPr>
+              <w:t>CRMAdapter</w:t>
+            </w:r>
+          </w:p>
+        </w:tc>
+      </w:tr>
+      <w:tr>
+        <w:tc>
+          <w:tcPr>
+            <w:tcW w:type="dxa" w:w="2436"/>
+          </w:tcPr>
+          <w:p>
+            <w:r>
+              <w:rPr>
+                <w:sz w:val="17"/>
+              </w:rPr>
               <w:t>LoanNonAccrualFlagged (loan.nonaccrual.flagged)</w:t>
             </w:r>
           </w:p>
@@ -9958,6 +10374,60 @@
                 <w:sz w:val="17"/>
               </w:rPr>
               <w:t>BatchEodAdapter (visibility only — CB-ACCR reads the flag same-service, not via this event)</w:t>
+            </w:r>
+          </w:p>
+        </w:tc>
+      </w:tr>
+      <w:tr>
+        <w:tc>
+          <w:tcPr>
+            <w:tcW w:type="dxa" w:w="2436"/>
+          </w:tcPr>
+          <w:p>
+            <w:r>
+              <w:rPr>
+                <w:sz w:val="17"/>
+              </w:rPr>
+              <w:t>JournalEntryPosted (gl.entry.posted, filtered PR-DELINQ-01/02)</w:t>
+            </w:r>
+          </w:p>
+        </w:tc>
+        <w:tc>
+          <w:tcPr>
+            <w:tcW w:type="dxa" w:w="2436"/>
+          </w:tcPr>
+          <w:p>
+            <w:r>
+              <w:rPr>
+                <w:sz w:val="17"/>
+              </w:rPr>
+              <w:t>CB-DELINQ</w:t>
+            </w:r>
+          </w:p>
+        </w:tc>
+        <w:tc>
+          <w:tcPr>
+            <w:tcW w:type="dxa" w:w="2436"/>
+          </w:tcPr>
+          <w:p>
+            <w:r>
+              <w:rPr>
+                <w:sz w:val="17"/>
+              </w:rPr>
+              <w:t>GLPostingAdapter</w:t>
+            </w:r>
+          </w:p>
+        </w:tc>
+        <w:tc>
+          <w:tcPr>
+            <w:tcW w:type="dxa" w:w="2436"/>
+          </w:tcPr>
+          <w:p>
+            <w:r>
+              <w:rPr>
+                <w:sz w:val="17"/>
+              </w:rPr>
+              <w:t>BatchEodAdapter — present in the shipped contract but missing from this epic's original domain-events table; added here to match</w:t>
             </w:r>
           </w:p>
         </w:tc>
